--- a/Freelance_Marketplace_Ecosystem .docx
+++ b/Freelance_Marketplace_Ecosystem .docx
@@ -1,6 +1,6 @@
 
 <file path=word/document.xml><?xml version="1.0" encoding="utf-8"?>
-<w:document xmlns:wpc="http://schemas.microsoft.com/office/word/2010/wordprocessingCanvas" xmlns:cx="http://schemas.microsoft.com/office/drawing/2014/chartex" xmlns:cx1="http://schemas.microsoft.com/office/drawing/2015/9/8/chartex" xmlns:cx2="http://schemas.microsoft.com/office/drawing/2015/10/21/chartex" xmlns:cx3="http://schemas.microsoft.com/office/drawing/2016/5/9/chartex" xmlns:cx4="http://schemas.microsoft.com/office/drawing/2016/5/10/chartex" xmlns:cx5="http://schemas.microsoft.com/office/drawing/2016/5/11/chartex" xmlns:cx6="http://schemas.microsoft.com/office/drawing/2016/5/12/chartex" xmlns:cx7="http://schemas.microsoft.com/office/drawing/2016/5/13/chartex" xmlns:cx8="http://schemas.microsoft.com/office/drawing/2016/5/14/chartex" xmlns:mc="http://schemas.openxmlformats.org/markup-compatibility/2006" xmlns:aink="http://schemas.microsoft.com/office/drawing/2016/ink" xmlns:am3d="http://schemas.microsoft.com/office/drawing/2017/model3d" xmlns:o="urn:schemas-microsoft-com:office:office" xmlns:oel="http://schemas.microsoft.com/office/2019/extlst" xmlns:r="http://schemas.openxmlformats.org/officeDocument/2006/relationships" xmlns:m="http://schemas.openxmlformats.org/officeDocument/2006/math" xmlns:v="urn:schemas-microsoft-com:vml" xmlns:wp14="http://schemas.microsoft.com/office/word/2010/wordprocessingDrawing" xmlns:wp="http://schemas.openxmlformats.org/drawingml/2006/wordprocessingDrawing" xmlns:w10="urn:schemas-microsoft-com:office:word" xmlns:w="http://schemas.openxmlformats.org/wordprocessingml/2006/main" xmlns:w14="http://schemas.microsoft.com/office/word/2010/wordml" xmlns:w15="http://schemas.microsoft.com/office/word/2012/wordml" xmlns:w16cex="http://schemas.microsoft.com/office/word/2018/wordml/cex" xmlns:w16cid="http://schemas.microsoft.com/office/word/2016/wordml/cid" xmlns:w16="http://schemas.microsoft.com/office/word/2018/wordml" xmlns:w16sdtdh="http://schemas.microsoft.com/office/word/2020/wordml/sdtdatahash" xmlns:w16se="http://schemas.microsoft.com/office/word/2015/wordml/symex" xmlns:wpg="http://schemas.microsoft.com/office/word/2010/wordprocessingGroup" xmlns:wpi="http://schemas.microsoft.com/office/word/2010/wordprocessingInk" xmlns:wne="http://schemas.microsoft.com/office/word/2006/wordml" xmlns:wps="http://schemas.microsoft.com/office/word/2010/wordprocessingShape" mc:Ignorable="w14 w15 w16se w16cid w16 w16cex w16sdtdh wp14">
+<w:document xmlns:wpc="http://schemas.microsoft.com/office/word/2010/wordprocessingCanvas" xmlns:cx="http://schemas.microsoft.com/office/drawing/2014/chartex" xmlns:cx1="http://schemas.microsoft.com/office/drawing/2015/9/8/chartex" xmlns:cx2="http://schemas.microsoft.com/office/drawing/2015/10/21/chartex" xmlns:cx3="http://schemas.microsoft.com/office/drawing/2016/5/9/chartex" xmlns:cx4="http://schemas.microsoft.com/office/drawing/2016/5/10/chartex" xmlns:cx5="http://schemas.microsoft.com/office/drawing/2016/5/11/chartex" xmlns:cx6="http://schemas.microsoft.com/office/drawing/2016/5/12/chartex" xmlns:cx7="http://schemas.microsoft.com/office/drawing/2016/5/13/chartex" xmlns:cx8="http://schemas.microsoft.com/office/drawing/2016/5/14/chartex" xmlns:mc="http://schemas.openxmlformats.org/markup-compatibility/2006" xmlns:aink="http://schemas.microsoft.com/office/drawing/2016/ink" xmlns:am3d="http://schemas.microsoft.com/office/drawing/2017/model3d" xmlns:o="urn:schemas-microsoft-com:office:office" xmlns:oel="http://schemas.microsoft.com/office/2019/extlst" xmlns:r="http://schemas.openxmlformats.org/officeDocument/2006/relationships" xmlns:m="http://schemas.openxmlformats.org/officeDocument/2006/math" xmlns:v="urn:schemas-microsoft-com:vml" xmlns:wp14="http://schemas.microsoft.com/office/word/2010/wordprocessingDrawing" xmlns:wp="http://schemas.openxmlformats.org/drawingml/2006/wordprocessingDrawing" xmlns:w10="urn:schemas-microsoft-com:office:word" xmlns:w="http://schemas.openxmlformats.org/wordprocessingml/2006/main" xmlns:w14="http://schemas.microsoft.com/office/word/2010/wordml" xmlns:w15="http://schemas.microsoft.com/office/word/2012/wordml" xmlns:w16cex="http://schemas.microsoft.com/office/word/2018/wordml/cex" xmlns:w16cid="http://schemas.microsoft.com/office/word/2016/wordml/cid" xmlns:w16="http://schemas.microsoft.com/office/word/2018/wordml" xmlns:w16du="http://schemas.microsoft.com/office/word/2023/wordml/word16du" xmlns:w16sdtdh="http://schemas.microsoft.com/office/word/2020/wordml/sdtdatahash" xmlns:w16sdtfl="http://schemas.microsoft.com/office/word/2024/wordml/sdtformatlock" xmlns:w16se="http://schemas.microsoft.com/office/word/2015/wordml/symex" xmlns:wpg="http://schemas.microsoft.com/office/word/2010/wordprocessingGroup" xmlns:wpi="http://schemas.microsoft.com/office/word/2010/wordprocessingInk" xmlns:wne="http://schemas.microsoft.com/office/word/2006/wordml" xmlns:wps="http://schemas.microsoft.com/office/word/2010/wordprocessingShape" mc:Ignorable="w14 w15 w16se w16cid w16 w16cex w16sdtdh w16sdtfl w16du wp14">
   <w:body>
     <w:p>
       <w:pPr>
@@ -222,13 +222,7 @@
               <w:rPr>
                 <w:sz w:val="18"/>
               </w:rPr>
-              <w:t xml:space="preserve">Pham Viet Hoang — </w:t>
-            </w:r>
-            <w:r>
-              <w:rPr>
-                <w:sz w:val="18"/>
-              </w:rPr>
-              <w:t>n25dcat076@student.ptithcm.edu.vn — shinmagicc</w:t>
+              <w:t>Pham Viet Hoang — n25dcat076@student.ptithcm.edu.vn — shinmagicc</w:t>
             </w:r>
           </w:p>
         </w:tc>
@@ -304,10 +298,7 @@
     </w:p>
     <w:p>
       <w:r>
-        <w:t xml:space="preserve">This report specifies a database for clients to post jobs, freelancers to submit proposals, and mutually confirmed agreements to be </w:t>
-      </w:r>
-      <w:r>
-        <w:t>delivered through approved milestones and recorded payments. It completes report sections 4 and 5 and reconciles sections 1 to 3 with executable MySQL scripts.</w:t>
+        <w:t>This report specifies a database for clients to post jobs, freelancers to submit proposals, and mutually confirmed agreements to be delivered through approved milestones and recorded payments. It completes report sections 4 and 5 and reconciles sections 1 to 3 with executable MySQL scripts.</w:t>
       </w:r>
     </w:p>
     <w:p>
@@ -344,9 +335,6 @@
       </w:r>
     </w:p>
     <w:p>
-      <w:pPr>
-        <w:pageBreakBefore w:val="0"/>
-      </w:pPr>
       <w:r>
         <w:t>4 Database Implementation</w:t>
       </w:r>
@@ -363,10 +351,7 @@
     </w:p>
     <w:p>
       <w:r>
-        <w:t xml:space="preserve">Appendix B </w:t>
-      </w:r>
-      <w:r>
-        <w:t>Normalization Alternative</w:t>
+        <w:t>Appendix B Normalization Alternative</w:t>
       </w:r>
     </w:p>
     <w:p>
@@ -398,7 +383,7 @@
     </w:p>
     <w:p>
       <w:r>
-        <w:t>In scope: accounts and disjoint subtypes, freelancer profiles and skills, jobs, proposals, agreements, work milestones and transfer evidence. Out of scope: reviews and ratings, escrow, refunds, external gateway charging, matching algorithms and a complete commercial application. Semester Phase 4 UI integration, defense and peer evaluation are separate future deliverables.</w:t>
+        <w:t>In scope: accounts and disjoint subtypes, freelancer profiles and skills, jobs, proposals, agreements, work milestones and transfer evidence. Out of scope: escrow, refunds, external gateway charging, matching algorithms and a complete commercial application. Semester Phase 4 UI integration, defense and peer evaluation are separate future deliverables.</w:t>
       </w:r>
     </w:p>
     <w:p>
@@ -676,13 +661,7 @@
               <w:rPr>
                 <w:sz w:val="18"/>
               </w:rPr>
-              <w:t xml:space="preserve">Register one typed user and exactly one matching subtype </w:t>
-            </w:r>
-            <w:r>
-              <w:rPr>
-                <w:sz w:val="18"/>
-              </w:rPr>
-              <w:t>atomically.</w:t>
+              <w:t>Register one typed user and exactly one matching subtype atomically.</w:t>
             </w:r>
           </w:p>
         </w:tc>
@@ -1555,10 +1534,7 @@
         <w:pStyle w:val="Heading2"/>
       </w:pPr>
       <w:r>
-        <w:t xml:space="preserve">1.4 Non </w:t>
-      </w:r>
-      <w:r>
-        <w:t>Functional Requirements</w:t>
+        <w:t>1.4 Non Functional Requirements</w:t>
       </w:r>
     </w:p>
     <w:tbl>
@@ -1818,13 +1794,7 @@
               <w:rPr>
                 <w:sz w:val="18"/>
               </w:rPr>
-              <w:t xml:space="preserve">Least-privilege per-actor execution; no normal direct DML </w:t>
-            </w:r>
-            <w:r>
-              <w:rPr>
-                <w:sz w:val="18"/>
-              </w:rPr>
-              <w:t>or password-hash reads.</w:t>
+              <w:t>Least-privilege per-actor execution; no normal direct DML or password-hash reads.</w:t>
             </w:r>
           </w:p>
         </w:tc>
@@ -2008,13 +1978,7 @@
               <w:rPr>
                 <w:sz w:val="18"/>
               </w:rPr>
-              <w:t xml:space="preserve">TLS for </w:t>
-            </w:r>
-            <w:r>
-              <w:rPr>
-                <w:sz w:val="18"/>
-              </w:rPr>
-              <w:t>remote clients; encryption at rest and encrypted backups.</w:t>
+              <w:t>TLS for remote clients; encryption at rest and encrypted backups.</w:t>
             </w:r>
           </w:p>
         </w:tc>
@@ -2273,7 +2237,6 @@
     <w:p>
       <w:pPr>
         <w:pStyle w:val="Heading3"/>
-        <w:pageBreakBefore w:val="0"/>
       </w:pPr>
       <w:r>
         <w:t>Unified Database Schema Overview</w:t>
@@ -2355,6 +2318,7 @@
         <w:pStyle w:val="Heading3"/>
       </w:pPr>
       <w:r>
+        <w:lastRenderedPageBreak/>
         <w:t>Specialization and Skill Association</w:t>
       </w:r>
     </w:p>
@@ -2365,11 +2329,7 @@
     </w:p>
     <w:p>
       <w:r>
-        <w:t xml:space="preserve">FREELANCER and SKILL have a many-to-many relationship resolved by FREELANCER_SKILL. Each association belongs to exactly one freelancer and one skill, while either parent may have zero or many associations. The composite </w:t>
-      </w:r>
-      <w:r>
-        <w:lastRenderedPageBreak/>
-        <w:t>primary key (freelancer_id, skill_id) prevents duplicate assignments, and skill_level describes the particular freelancer’s proficiency in that skill (BR-05).</w:t>
+        <w:t>FREELANCER and SKILL have a many-to-many relationship resolved by FREELANCER_SKILL. Each association belongs to exactly one freelancer and one skill, while either parent may have zero or many associations. The composite primary key (freelancer_id, skill_id) prevents duplicate assignments, and skill_level describes the particular freelancer’s proficiency in that skill (BR-05).</w:t>
       </w:r>
     </w:p>
     <w:p>
@@ -2428,10 +2388,7 @@
         </w:rPr>
       </w:pPr>
       <w:r>
-        <w:t>A client/category/freelancer may have zero jobs/proposals or agreements. Every job has exactly one client and category; every proposal exactly one job and freelancer. A proposal has zero or one contract; every contract references exactly one proposal. A new active contract can have zero milestones; every milestone references exactly one contract. Every payment attempt references exactly one milestone; a milestone has zero or many attempts but at most one successful attempt. Subtype and uniqueness conditions</w:t>
-      </w:r>
-      <w:r>
-        <w:t xml:space="preserve"> supplement ordinary Crow Foot multiplicities.</w:t>
+        <w:t>A client/category/freelancer may have zero jobs/proposals or agreements. Every job has exactly one client and category; every proposal exactly one job and freelancer. A proposal has zero or one contract; every contract references exactly one proposal. A new active contract can have zero milestones; every milestone references exactly one contract. Every payment attempt references exactly one milestone; a milestone has zero or many attempts but at most one successful attempt. Subtype and uniqueness conditions supplement ordinary Crow Foot multiplicities.</w:t>
       </w:r>
     </w:p>
     <w:p>
@@ -2452,6 +2409,7 @@
         <w:pStyle w:val="Heading2"/>
       </w:pPr>
       <w:r>
+        <w:lastRenderedPageBreak/>
         <w:t>2.2 Logical Schema Mapping</w:t>
       </w:r>
     </w:p>
@@ -2487,7 +2445,6 @@
     </w:p>
     <w:p>
       <w:r>
-        <w:lastRenderedPageBreak/>
         <w:t>jobs(job_id PK, client_id FK, category_id FK, title, description, budget_min, budget_max, deadline, status, created_at)</w:t>
       </w:r>
     </w:p>
@@ -2536,10 +2493,7 @@
     </w:p>
     <w:p>
       <w:r>
-        <w:t xml:space="preserve">1NF: single-valued attributes, declared row keys and separate association records remove repeating groups. 2NF: the </w:t>
-      </w:r>
-      <w:r>
-        <w:t>freelancer-skill pair determines skill_level and neither component alone does; the proposal alternate pair is also minimal and has no assumed partial dependency. Simple surrogate keys alone would not prove 2NF for all alternate keys or prove 3NF.</w:t>
+        <w:t>1NF: single-valued attributes, declared row keys and separate association records remove repeating groups. 2NF: the freelancer-skill pair determines skill_level and neither component alone does; the proposal alternate pair is also minimal and has no assumed partial dependency. Simple surrogate keys alone would not prove 2NF for all alternate keys or prove 3NF.</w:t>
       </w:r>
     </w:p>
     <w:tbl>
@@ -3101,13 +3055,7 @@
               <w:rPr>
                 <w:sz w:val="18"/>
               </w:rPr>
-              <w:t xml:space="preserve">skill_id; </w:t>
-            </w:r>
-            <w:r>
-              <w:rPr>
-                <w:sz w:val="18"/>
-              </w:rPr>
-              <w:t>skill_name</w:t>
+              <w:t>skill_id; skill_name</w:t>
             </w:r>
           </w:p>
         </w:tc>
@@ -3499,13 +3447,7 @@
               <w:rPr>
                 <w:sz w:val="18"/>
               </w:rPr>
-              <w:t xml:space="preserve">job_id determines all </w:t>
-            </w:r>
-            <w:r>
-              <w:rPr>
-                <w:sz w:val="18"/>
-              </w:rPr>
-              <w:t>business columns</w:t>
+              <w:t>job_id determines all business columns</w:t>
             </w:r>
           </w:p>
         </w:tc>
@@ -3568,6 +3510,7 @@
               <w:rPr>
                 <w:sz w:val="18"/>
               </w:rPr>
+              <w:lastRenderedPageBreak/>
               <w:t>proposals</w:t>
             </w:r>
           </w:p>
@@ -4031,11 +3974,7 @@
     </w:p>
     <w:p>
       <w:r>
-        <w:lastRenderedPageBreak/>
-        <w:t xml:space="preserve">For the ten business relations marked BCNF, every stated nontrivial FD determinant is a </w:t>
-      </w:r>
-      <w:r>
-        <w:t>candidate key whose closure contains the complete relation. CONTRACT duplicates participants available through PROPOSAL/JOB, but proposal_id is a candidate key within CONTRACT; that cross-table duplication does not itself violate relation-level 3NF.</w:t>
+        <w:t>For the ten business relations marked BCNF, every stated nontrivial FD determinant is a candidate key whose closure contains the complete relation. CONTRACT duplicates participants available through PROPOSAL/JOB, but proposal_id is a candidate key within CONTRACT; that cross-table duplication does not itself violate relation-level 3NF.</w:t>
       </w:r>
     </w:p>
     <w:p>
@@ -5367,10 +5306,7 @@
     <w:p/>
     <w:p>
       <w:r>
-        <w:t xml:space="preserve">After INSERT creates the matching subtype atomically. Type and </w:t>
-      </w:r>
-      <w:r>
-        <w:t>identity cannot change.</w:t>
+        <w:t>After INSERT creates the matching subtype atomically. Type and identity cannot change.</w:t>
       </w:r>
     </w:p>
     <w:p>
@@ -5610,6 +5546,7 @@
               <w:rPr>
                 <w:sz w:val="18"/>
               </w:rPr>
+              <w:lastRenderedPageBreak/>
               <w:t>client_id</w:t>
             </w:r>
           </w:p>
@@ -6545,7 +6482,6 @@
               <w:rPr>
                 <w:sz w:val="18"/>
               </w:rPr>
-              <w:lastRenderedPageBreak/>
               <w:t>freelancer_id</w:t>
             </w:r>
           </w:p>
@@ -7423,10 +7359,7 @@
         <w:keepNext/>
       </w:pPr>
       <w:r>
-        <w:t xml:space="preserve">Named CHECK </w:t>
-      </w:r>
-      <w:r>
-        <w:t>constraints:</w:t>
+        <w:t>Named CHECK constraints:</w:t>
       </w:r>
     </w:p>
     <w:p>
@@ -8787,10 +8720,8 @@
         <w:keepNext/>
       </w:pPr>
       <w:r>
-        <w:t xml:space="preserve">Named CHECK </w:t>
-      </w:r>
-      <w:r>
-        <w:t>constraints:</w:t>
+        <w:lastRenderedPageBreak/>
+        <w:t>Named CHECK constraints:</w:t>
       </w:r>
     </w:p>
     <w:p>
@@ -9562,7 +9493,6 @@
         <w:pStyle w:val="Heading2"/>
       </w:pPr>
       <w:r>
-        <w:lastRenderedPageBreak/>
         <w:t>3.7 jobs</w:t>
       </w:r>
     </w:p>
@@ -10835,13 +10765,7 @@
               <w:rPr>
                 <w:sz w:val="18"/>
               </w:rPr>
-              <w:t xml:space="preserve">Must be </w:t>
-            </w:r>
-            <w:r>
-              <w:rPr>
-                <w:sz w:val="18"/>
-              </w:rPr>
-              <w:t>greater than or equal to 0 and not exceed budget_max</w:t>
+              <w:t>Must be greater than or equal to 0 and not exceed budget_max</w:t>
             </w:r>
           </w:p>
         </w:tc>
@@ -11597,14 +11521,7 @@
           <w:rFonts w:ascii="DejaVu Sans Mono" w:eastAsia="DejaVu Sans Mono" w:hAnsi="DejaVu Sans Mono" w:cs="DejaVu Sans Mono"/>
           <w:sz w:val="16"/>
         </w:rPr>
-        <w:t xml:space="preserve">CONSTRAINT </w:t>
-      </w:r>
-      <w:r>
-        <w:rPr>
-          <w:rFonts w:ascii="DejaVu Sans Mono" w:eastAsia="DejaVu Sans Mono" w:hAnsi="DejaVu Sans Mono" w:cs="DejaVu Sans Mono"/>
-          <w:sz w:val="16"/>
-        </w:rPr>
-        <w:t>ck_jobs_dates CHECK (deadline IS NULL OR deadline &gt; DATE(created_at))</w:t>
+        <w:t>CONSTRAINT ck_jobs_dates CHECK (deadline IS NULL OR deadline &gt; DATE(created_at))</w:t>
       </w:r>
     </w:p>
     <w:p>
@@ -12399,6 +12316,7 @@
               <w:rPr>
                 <w:sz w:val="18"/>
               </w:rPr>
+              <w:lastRenderedPageBreak/>
               <w:t>proposed_amount</w:t>
             </w:r>
           </w:p>
@@ -13081,13 +12999,7 @@
               <w:rPr>
                 <w:sz w:val="18"/>
               </w:rPr>
-              <w:t xml:space="preserve">PENDING, </w:t>
-            </w:r>
-            <w:r>
-              <w:rPr>
-                <w:sz w:val="18"/>
-              </w:rPr>
-              <w:t>CLIENT_ACCEPTED, CONFIRMED, REJECTED, or WITHDRAWN</w:t>
+              <w:t>PENDING, CLIENT_ACCEPTED, CONFIRMED, REJECTED, or WITHDRAWN</w:t>
             </w:r>
           </w:p>
         </w:tc>
@@ -13461,10 +13373,7 @@
         <w:keepNext/>
       </w:pPr>
       <w:r>
-        <w:t xml:space="preserve">Named </w:t>
-      </w:r>
-      <w:r>
-        <w:t>CHECK constraints:</w:t>
+        <w:t>Named CHECK constraints:</w:t>
       </w:r>
     </w:p>
     <w:p>
@@ -13476,7 +13385,6 @@
           <w:rFonts w:ascii="DejaVu Sans Mono" w:eastAsia="DejaVu Sans Mono" w:hAnsi="DejaVu Sans Mono" w:cs="DejaVu Sans Mono"/>
           <w:sz w:val="16"/>
         </w:rPr>
-        <w:lastRenderedPageBreak/>
         <w:t>CONSTRAINT ck_proposal_amount CHECK (proposed_amount &gt; 0)</w:t>
       </w:r>
     </w:p>
@@ -13501,14 +13409,7 @@
           <w:rFonts w:ascii="DejaVu Sans Mono" w:eastAsia="DejaVu Sans Mono" w:hAnsi="DejaVu Sans Mono" w:cs="DejaVu Sans Mono"/>
           <w:sz w:val="16"/>
         </w:rPr>
-        <w:t xml:space="preserve">CONSTRAINT ck_proposal_status CHECK (status IN ('PENDING', 'CLIENT_ACCEPTED', 'CONFIRMED', 'REJECTED', </w:t>
-      </w:r>
-      <w:r>
-        <w:rPr>
-          <w:rFonts w:ascii="DejaVu Sans Mono" w:eastAsia="DejaVu Sans Mono" w:hAnsi="DejaVu Sans Mono" w:cs="DejaVu Sans Mono"/>
-          <w:sz w:val="16"/>
-        </w:rPr>
-        <w:t>'WITHDRAWN'))</w:t>
+        <w:t>CONSTRAINT ck_proposal_status CHECK (status IN ('PENDING', 'CLIENT_ACCEPTED', 'CONFIRMED', 'REJECTED', 'WITHDRAWN'))</w:t>
       </w:r>
     </w:p>
     <w:p/>
@@ -14436,13 +14337,7 @@
               <w:rPr>
                 <w:sz w:val="18"/>
               </w:rPr>
-              <w:t xml:space="preserve">References </w:t>
-            </w:r>
-            <w:r>
-              <w:rPr>
-                <w:sz w:val="18"/>
-              </w:rPr>
-              <w:t>freelancers(freelancer_id)</w:t>
+              <w:t>References freelancers(freelancer_id)</w:t>
             </w:r>
           </w:p>
         </w:tc>
@@ -15210,14 +15105,7 @@
           <w:rFonts w:ascii="DejaVu Sans Mono" w:eastAsia="DejaVu Sans Mono" w:hAnsi="DejaVu Sans Mono" w:cs="DejaVu Sans Mono"/>
           <w:sz w:val="16"/>
         </w:rPr>
-        <w:t xml:space="preserve">CONSTRAINT </w:t>
-      </w:r>
-      <w:r>
-        <w:rPr>
-          <w:rFonts w:ascii="DejaVu Sans Mono" w:eastAsia="DejaVu Sans Mono" w:hAnsi="DejaVu Sans Mono" w:cs="DejaVu Sans Mono"/>
-          <w:sz w:val="16"/>
-        </w:rPr>
-        <w:t>ck_contract_status CHECK (status IN ('ACTIVE', 'COMPLETED', 'CANCELLED'))</w:t>
+        <w:t>CONSTRAINT ck_contract_status CHECK (status IN ('ACTIVE', 'COMPLETED', 'CANCELLED'))</w:t>
       </w:r>
     </w:p>
     <w:p/>
@@ -15231,6 +15119,7 @@
         <w:pStyle w:val="Heading2"/>
       </w:pPr>
       <w:r>
+        <w:lastRenderedPageBreak/>
         <w:t>3.10 milestones</w:t>
       </w:r>
     </w:p>
@@ -16722,14 +16611,7 @@
           <w:rFonts w:ascii="DejaVu Sans Mono" w:eastAsia="DejaVu Sans Mono" w:hAnsi="DejaVu Sans Mono" w:cs="DejaVu Sans Mono"/>
           <w:sz w:val="16"/>
         </w:rPr>
-        <w:t xml:space="preserve">CONSTRAINT ck_milestone_status CHECK (status IN </w:t>
-      </w:r>
-      <w:r>
-        <w:rPr>
-          <w:rFonts w:ascii="DejaVu Sans Mono" w:eastAsia="DejaVu Sans Mono" w:hAnsi="DejaVu Sans Mono" w:cs="DejaVu Sans Mono"/>
-          <w:sz w:val="16"/>
-        </w:rPr>
-        <w:t>('PENDING', 'IN_PROGRESS', 'COMPLETED', 'APPROVED'))</w:t>
+        <w:t>CONSTRAINT ck_milestone_status CHECK (status IN ('PENDING', 'IN_PROGRESS', 'COMPLETED', 'APPROVED'))</w:t>
       </w:r>
     </w:p>
     <w:p/>
@@ -18401,14 +18283,7 @@
           <w:rFonts w:ascii="DejaVu Sans Mono" w:eastAsia="DejaVu Sans Mono" w:hAnsi="DejaVu Sans Mono" w:cs="DejaVu Sans Mono"/>
           <w:sz w:val="16"/>
         </w:rPr>
-        <w:t xml:space="preserve">CONSTRAINT </w:t>
-      </w:r>
-      <w:r>
-        <w:rPr>
-          <w:rFonts w:ascii="DejaVu Sans Mono" w:eastAsia="DejaVu Sans Mono" w:hAnsi="DejaVu Sans Mono" w:cs="DejaVu Sans Mono"/>
-          <w:sz w:val="16"/>
-        </w:rPr>
-        <w:t>ck_payment_amount CHECK (amount &gt; 0)</w:t>
+        <w:t>CONSTRAINT ck_payment_amount CHECK (amount &gt; 0)</w:t>
       </w:r>
     </w:p>
     <w:p>
@@ -18718,13 +18593,7 @@
               <w:rPr>
                 <w:sz w:val="18"/>
               </w:rPr>
-              <w:t xml:space="preserve">3 meaningful views and 2 </w:t>
-            </w:r>
-            <w:r>
-              <w:rPr>
-                <w:sz w:val="18"/>
-              </w:rPr>
-              <w:t>non-duplicate workload indexes.</w:t>
+              <w:t>3 meaningful views and 2 non-duplicate workload indexes.</w:t>
             </w:r>
           </w:p>
         </w:tc>
@@ -19112,10 +18981,7 @@
     </w:p>
     <w:p>
       <w:r>
-        <w:t>users AFTER INSERT creates the CLIENT or FREELANCER subtype in the same statement. A default freelancer title avoids a nullable or missing subtype; the profile can be edited. Subtype triggers validate the parent discriminator, identity stays immutable and deletion is rejected. Proposal confirmation is allowed only from CLIENT_ACCEPTED and creates exactly one contract inside the triggering statement; contract parties are verified, the job becomes IN_PROGRESS and the unique proposal reference prevents duplica</w:t>
-      </w:r>
-      <w:r>
-        <w:t>tes. Deleting a confirmed contract is forbidden.</w:t>
+        <w:t>users AFTER INSERT creates the CLIENT or FREELANCER subtype in the same statement. A default freelancer title avoids a nullable or missing subtype; the profile can be edited. Subtype triggers validate the parent discriminator, identity stays immutable and deletion is rejected. Proposal confirmation is allowed only from CLIENT_ACCEPTED and creates exactly one contract inside the triggering statement; contract parties are verified, the job becomes IN_PROGRESS and the unique proposal reference prevents duplicates. Deleting a confirmed contract is forbidden.</w:t>
       </w:r>
     </w:p>
     <w:p>
@@ -19128,22 +18994,13 @@
     </w:p>
     <w:p>
       <w:r>
-        <w:t xml:space="preserve">The milestone insert/update triggers lock the parent </w:t>
-      </w:r>
-      <w:r>
-        <w:t>contract with SELECT FOR UPDATE, sum existing milestone amounts and check the new total. Updates exclude the old row before adding the new amount. A contract update validates sum and date bounds again. Supported transactions use READ COMMITTED; application procedure APIs set this at the next standalone transaction. Direct administrative writes must keep that isolation throughout the transaction. Ordinary unsupported session isolation is rejected. This avoids the stale snapshot problem of an unrestricted REP</w:t>
-      </w:r>
-      <w:r>
-        <w:t>EATABLE READ aggregate check.</w:t>
+        <w:t>The milestone insert/update triggers lock the parent contract with SELECT FOR UPDATE, sum existing milestone amounts and check the new total. Updates exclude the old row before adding the new amount. A contract update validates sum and date bounds again. Supported transactions use READ COMMITTED; application procedure APIs set this at the next standalone transaction. Direct administrative writes must keep that isolation throughout the transaction. Ordinary unsupported session isolation is rejected. This avoids the stale snapshot problem of an unrestricted REPEATABLE READ aggregate check.</w:t>
       </w:r>
     </w:p>
     <w:p>
       <w:r>
-        <w:t xml:space="preserve">MySQL forbids re-locking a parent that is already used by the same INSERT SELECT statement; API writes obtain IDs first and use VALUES. Parent locking ensures the second concurrent milestone insert sees the committed first insert </w:t>
-      </w:r>
-      <w:r>
         <w:lastRenderedPageBreak/>
-        <w:t>at READ COMMITTED. CC-02 rejects two 600-unit allocations against a 900-unit contract; CC-05 accepts two 600-unit allocations against a 1,200-unit contract. Deadlock or timeout should cause a bounded whole-transaction retry; these tests do not establish freedom from all deadlocks.</w:t>
+        <w:t>MySQL forbids re-locking a parent that is already used by the same INSERT SELECT statement; API writes obtain IDs first and use VALUES. Parent locking ensures the second concurrent milestone insert sees the committed first insert at READ COMMITTED. CC-02 rejects two 600-unit allocations against a 900-unit contract; CC-05 accepts two 600-unit allocations against a 1,200-unit contract. Deadlock or timeout should cause a bounded whole-transaction retry; these tests do not establish freedom from all deadlocks.</w:t>
       </w:r>
     </w:p>
     <w:p>
@@ -19356,13 +19213,7 @@
               <w:rPr>
                 <w:sz w:val="18"/>
               </w:rPr>
-              <w:t xml:space="preserve">Pre-aggregates milestones and successful payments separately; avoids retry fan-out and returns allocation, paid and </w:t>
-            </w:r>
-            <w:r>
-              <w:rPr>
-                <w:sz w:val="18"/>
-              </w:rPr>
-              <w:t>outstanding amount.</w:t>
+              <w:t>Pre-aggregates milestones and successful payments separately; avoids retry fan-out and returns allocation, paid and outstanding amount.</w:t>
             </w:r>
           </w:p>
         </w:tc>
@@ -19635,10 +19486,7 @@
     </w:p>
     <w:p>
       <w:r>
-        <w:t xml:space="preserve">Seed counts: 8 users, 3 clients, 5 freelancers, 6 skills, 10 freelancer-skill records, 3 categories, 8 jobs, 11 proposals, 5 contracts, 10 milestones and 6 </w:t>
-      </w:r>
-      <w:r>
-        <w:t>payment attempts. Contract creation is triggered by ordered selection and confirmation, not by manually inserting a pre-confirmed proposal. One milestone has a FAILED attempt followed by PAID; other work is completed, approved, pending payment or unpaid. All example accounts use example.test and non-login placeholder hashes; no real payment credentials or personal mock data are used.</w:t>
+        <w:t>Seed counts: 8 users, 3 clients, 5 freelancers, 6 skills, 10 freelancer-skill records, 3 categories, 8 jobs, 11 proposals, 5 contracts, 10 milestones and 6 payment attempts. Contract creation is triggered by ordered selection and confirmation, not by manually inserting a pre-confirmed proposal. One milestone has a FAILED attempt followed by PAID; other work is completed, approved, pending payment or unpaid. All example accounts use example.test and non-login placeholder hashes; no real payment credentials or personal mock data are used.</w:t>
       </w:r>
     </w:p>
     <w:p>
@@ -19651,10 +19499,7 @@
     </w:p>
     <w:p>
       <w:r>
-        <w:t xml:space="preserve">The following 12 queries ran on the restored seed before RBAC </w:t>
-      </w:r>
-      <w:r>
-        <w:t>mutation tests. Expected values were specified independently and all assertions passed. Milliseconds represent the median of 10 measured local client executions after one warmup. Full result arrays and EXPLAIN FORMAT=JSON / EXPLAIN ANALYZE appear in evidence/query_results.json and docs/query_report.md.</w:t>
+        <w:t>The following 12 queries ran on the restored seed before RBAC mutation tests. Expected values were specified independently and all assertions passed. Milliseconds represent the median of 10 measured local client executions after one warmup. Full result arrays and EXPLAIN FORMAT=JSON / EXPLAIN ANALYZE appear in evidence/query_results.json and docs/query_report.md.</w:t>
       </w:r>
     </w:p>
     <w:p>
@@ -19714,6 +19559,7 @@
     </w:p>
     <w:p>
       <w:r>
+        <w:lastRenderedPageBreak/>
         <w:t>LEFT JOIN retains jobs with no proposals. Median 0.399 ms.</w:t>
       </w:r>
     </w:p>
@@ -19722,7 +19568,6 @@
         <w:pStyle w:val="Heading3"/>
       </w:pPr>
       <w:r>
-        <w:lastRenderedPageBreak/>
         <w:t>Q-02 Freelancers with at least two proposals</w:t>
       </w:r>
     </w:p>
@@ -19831,14 +19676,7 @@
           <w:rFonts w:ascii="DejaVu Sans Mono" w:eastAsia="DejaVu Sans Mono" w:hAnsi="DejaVu Sans Mono" w:cs="DejaVu Sans Mono"/>
           <w:sz w:val="16"/>
         </w:rPr>
-        <w:t xml:space="preserve">SELECT </w:t>
-      </w:r>
-      <w:r>
-        <w:rPr>
-          <w:rFonts w:ascii="DejaVu Sans Mono" w:eastAsia="DejaVu Sans Mono" w:hAnsi="DejaVu Sans Mono" w:cs="DejaVu Sans Mono"/>
-          <w:sz w:val="16"/>
-        </w:rPr>
-        <w:t>j.job_id,</w:t>
+        <w:t>SELECT j.job_id,</w:t>
       </w:r>
     </w:p>
     <w:p>
@@ -20113,10 +19951,7 @@
     </w:p>
     <w:p>
       <w:r>
-        <w:t xml:space="preserve">Actual: [[4, "3000.00", 1], [6, "1500.00", 2], [5, </w:t>
-      </w:r>
-      <w:r>
-        <w:t>"800.00", 3], [7, "600.00", 4]]. PASS.</w:t>
+        <w:t>Actual: [[4, "3000.00", 1], [6, "1500.00", 2], [5, "800.00", 3], [7, "600.00", 4]]. PASS.</w:t>
       </w:r>
     </w:p>
     <w:p>
@@ -20176,10 +20011,7 @@
     </w:p>
     <w:p>
       <w:r>
-        <w:t xml:space="preserve">Actual: [[1, 2, "700.00"], [2, 1, </w:t>
-      </w:r>
-      <w:r>
-        <w:t>"200.00"], [3, 0, "0.00"]]. PASS.</w:t>
+        <w:t>Actual: [[1, 2, "700.00"], [2, 1, "200.00"], [3, 0, "0.00"]]. PASS.</w:t>
       </w:r>
     </w:p>
     <w:p>
@@ -20192,6 +20024,7 @@
         <w:pStyle w:val="Heading3"/>
       </w:pPr>
       <w:r>
+        <w:lastRenderedPageBreak/>
         <w:t>Q-06 Contracts not fully paid</w:t>
       </w:r>
     </w:p>
@@ -20228,7 +20061,6 @@
           <w:rFonts w:ascii="DejaVu Sans Mono" w:eastAsia="DejaVu Sans Mono" w:hAnsi="DejaVu Sans Mono" w:cs="DejaVu Sans Mono"/>
           <w:sz w:val="16"/>
         </w:rPr>
-        <w:lastRenderedPageBreak/>
         <w:t xml:space="preserve">       paid_amount,</w:t>
       </w:r>
     </w:p>
@@ -20577,10 +20409,7 @@
         <w:pStyle w:val="Heading3"/>
       </w:pPr>
       <w:r>
-        <w:t xml:space="preserve">Q-09 Freelancers with at </w:t>
-      </w:r>
-      <w:r>
-        <w:t>least three skills</w:t>
+        <w:t>Q-09 Freelancers with at least three skills</w:t>
       </w:r>
     </w:p>
     <w:p>
@@ -20704,6 +20533,7 @@
     </w:p>
     <w:p>
       <w:r>
+        <w:lastRenderedPageBreak/>
         <w:t>INNER JOIN with HAVING. Median 0.173 ms.</w:t>
       </w:r>
     </w:p>
@@ -20712,7 +20542,6 @@
         <w:pStyle w:val="Heading3"/>
       </w:pPr>
       <w:r>
-        <w:lastRenderedPageBreak/>
         <w:t>Q-10 Contract milestone payment report</w:t>
       </w:r>
     </w:p>
@@ -21115,10 +20944,7 @@
     <w:p/>
     <w:p>
       <w:r>
-        <w:t xml:space="preserve">Expected: </w:t>
-      </w:r>
-      <w:r>
-        <w:t>Contracts1..5 each1.</w:t>
+        <w:t>Expected: Contracts1..5 each1.</w:t>
       </w:r>
     </w:p>
     <w:p>
@@ -21158,6 +20984,7 @@
           <w:rFonts w:ascii="DejaVu Sans Mono" w:eastAsia="DejaVu Sans Mono" w:hAnsi="DejaVu Sans Mono" w:cs="DejaVu Sans Mono"/>
           <w:sz w:val="16"/>
         </w:rPr>
+        <w:lastRenderedPageBreak/>
         <w:t>SELECT job_id,budget_max FROM jobs  WHERE status='OPEN' AND budget_max&gt;=4800 ORDER BY budget_max DESC LIMIT 20</w:t>
       </w:r>
     </w:p>
@@ -21171,7 +20998,6 @@
           <w:rFonts w:ascii="DejaVu Sans Mono" w:eastAsia="DejaVu Sans Mono" w:hAnsi="DejaVu Sans Mono" w:cs="DejaVu Sans Mono"/>
           <w:sz w:val="16"/>
         </w:rPr>
-        <w:lastRenderedPageBreak/>
         <w:t>-&gt; Limit: 20 row(s)  (cost=41 rows=20) (actual time=0.0133..0.019 rows=20 loops=1)</w:t>
       </w:r>
     </w:p>
@@ -21296,10 +21122,7 @@
     </w:p>
     <w:p>
       <w:r>
-        <w:t>All 72 integrity/workflow/concurrency/invariant checks passed. A rejected invalid operation counts as PASS only when the expected MySQL error code and, where specified, business message match. Positive registration and confirmation tests additionally require exactly one created subtype/contract. Rollback isolates the ordinary test cases; concurrency tests use committed disposable fixtures. Test runner restores the seed before querying. Full SQL and engine messages for every test appear in docs/test_report.m</w:t>
-      </w:r>
-      <w:r>
-        <w:t>d and evidence/test_results.json.</w:t>
+        <w:t>All 72 integrity/workflow/concurrency/invariant checks passed. A rejected invalid operation counts as PASS only when the expected MySQL error code and, where specified, business message match. Positive registration and confirmation tests additionally require exactly one created subtype/contract. Rollback isolates the ordinary test cases; concurrency tests use committed disposable fixtures. Test runner restores the seed before querying. Full SQL and engine messages for every test appear in docs/test_report.md and evidence/test_results.json.</w:t>
       </w:r>
     </w:p>
     <w:tbl>
@@ -26630,13 +26453,7 @@
               <w:rPr>
                 <w:sz w:val="18"/>
               </w:rPr>
-              <w:t xml:space="preserve">BR-15 and BR-16 </w:t>
-            </w:r>
-            <w:r>
-              <w:rPr>
-                <w:sz w:val="18"/>
-              </w:rPr>
-              <w:t>successful payment</w:t>
+              <w:t>BR-15 and BR-16 successful payment</w:t>
             </w:r>
           </w:p>
         </w:tc>
@@ -27536,13 +27353,7 @@
               <w:rPr>
                 <w:sz w:val="18"/>
               </w:rPr>
-              <w:t xml:space="preserve">negative </w:t>
-            </w:r>
-            <w:r>
-              <w:rPr>
-                <w:sz w:val="18"/>
-              </w:rPr>
-              <w:t>milestone</w:t>
+              <w:t>negative milestone</w:t>
             </w:r>
           </w:p>
         </w:tc>
@@ -30393,13 +30204,7 @@
               <w:rPr>
                 <w:sz w:val="18"/>
               </w:rPr>
-              <w:t xml:space="preserve">client </w:t>
-            </w:r>
-            <w:r>
-              <w:rPr>
-                <w:sz w:val="18"/>
-              </w:rPr>
-              <w:t>wrong subtype</w:t>
+              <w:t>client wrong subtype</w:t>
             </w:r>
           </w:p>
         </w:tc>
@@ -31028,13 +30833,7 @@
               <w:rPr>
                 <w:sz w:val="18"/>
               </w:rPr>
-              <w:t xml:space="preserve">second waits then rejects; no </w:t>
-            </w:r>
-            <w:r>
-              <w:rPr>
-                <w:sz w:val="18"/>
-              </w:rPr>
-              <w:t>invariant violation</w:t>
+              <w:t>second waits then rejects; no invariant violation</w:t>
             </w:r>
           </w:p>
         </w:tc>
@@ -31484,13 +31283,7 @@
               <w:rPr>
                 <w:sz w:val="18"/>
               </w:rPr>
-              <w:t xml:space="preserve">second waits then accepts; total </w:t>
-            </w:r>
-            <w:r>
-              <w:rPr>
-                <w:sz w:val="18"/>
-              </w:rPr>
-              <w:t>within limit</w:t>
+              <w:t>second waits then accepts; total within limit</w:t>
             </w:r>
           </w:p>
         </w:tc>
@@ -32397,10 +32190,7 @@
     </w:p>
     <w:p>
       <w:r>
-        <w:t xml:space="preserve">CC-01 checks simultaneous changes to a pending milestone; CC-02 checks two new allocations against a shared contract; CC-03 checks duplicate successful payments; CC-04 checks </w:t>
-      </w:r>
-      <w:r>
-        <w:t>selecting two distinct proposals for one open job. The second transaction waits on the common parent/work row and then fails with the expected business/unique rejection. CC-05 checks that exactly filling a valid contract with concurrent allocations succeeds. Post-race invariant queries find zero allocation overflows, multiple paid results, multiple selected proposals, missing subtypes and confirmed proposals without contracts. These are measured test cases, not a proof over every possible interleaving.</w:t>
+        <w:t>CC-01 checks simultaneous changes to a pending milestone; CC-02 checks two new allocations against a shared contract; CC-03 checks duplicate successful payments; CC-04 checks selecting two distinct proposals for one open job. The second transaction waits on the common parent/work row and then fails with the expected business/unique rejection. CC-05 checks that exactly filling a valid contract with concurrent allocations succeeds. Post-race invariant queries find zero allocation overflows, multiple paid results, multiple selected proposals, missing subtypes and confirmed proposals without contracts. These are measured test cases, not a proof over every possible interleaving.</w:t>
       </w:r>
     </w:p>
     <w:p>
@@ -32702,13 +32492,7 @@
               <w:rPr>
                 <w:sz w:val="18"/>
               </w:rPr>
-              <w:t xml:space="preserve">Client </w:t>
-            </w:r>
-            <w:r>
-              <w:rPr>
-                <w:sz w:val="18"/>
-              </w:rPr>
-              <w:t>approval; direct table DML; another freelancer identity</w:t>
+              <w:t>Client approval; direct table DML; another freelancer identity</w:t>
             </w:r>
           </w:p>
         </w:tc>
@@ -32892,13 +32676,7 @@
               <w:rPr>
                 <w:sz w:val="18"/>
               </w:rPr>
-              <w:t xml:space="preserve">User password_hash and base </w:t>
-            </w:r>
-            <w:r>
-              <w:rPr>
-                <w:sz w:val="18"/>
-              </w:rPr>
-              <w:t>tables; skill privilege revoked</w:t>
+              <w:t>User password_hash and base tables; skill privilege revoked</w:t>
             </w:r>
           </w:p>
         </w:tc>
@@ -33746,13 +33524,7 @@
               <w:rPr>
                 <w:sz w:val="18"/>
               </w:rPr>
-              <w:t xml:space="preserve">Rejected 1644 — CALL </w:t>
-            </w:r>
-            <w:r>
-              <w:rPr>
-                <w:sz w:val="18"/>
-              </w:rPr>
-              <w:t>sp_select_proposal(NULL,11)</w:t>
+              <w:t>Rejected 1644 — CALL sp_select_proposal(NULL,11)</w:t>
             </w:r>
           </w:p>
         </w:tc>
@@ -34028,13 +33800,7 @@
               <w:rPr>
                 <w:sz w:val="18"/>
               </w:rPr>
-              <w:t xml:space="preserve">Rejected 1644 — CALL </w:t>
-            </w:r>
-            <w:r>
-              <w:rPr>
-                <w:sz w:val="18"/>
-              </w:rPr>
-              <w:t>sp_advance_milestone(NULL,2,'APPROVED')</w:t>
+              <w:t>Rejected 1644 — CALL sp_advance_milestone(NULL,2,'APPROVED')</w:t>
             </w:r>
           </w:p>
         </w:tc>
@@ -34310,13 +34076,7 @@
               <w:rPr>
                 <w:sz w:val="18"/>
               </w:rPr>
-              <w:t xml:space="preserve">Rejected 1644 — CALL </w:t>
-            </w:r>
-            <w:r>
-              <w:rPr>
-                <w:sz w:val="18"/>
-              </w:rPr>
-              <w:t>sp_advance_milestone(4,2,'APPROVED')</w:t>
+              <w:t>Rejected 1644 — CALL sp_advance_milestone(4,2,'APPROVED')</w:t>
             </w:r>
           </w:p>
         </w:tc>
@@ -34592,13 +34352,7 @@
               <w:rPr>
                 <w:sz w:val="18"/>
               </w:rPr>
-              <w:t xml:space="preserve">Accepted — CALL </w:t>
-            </w:r>
-            <w:r>
-              <w:rPr>
-                <w:sz w:val="18"/>
-              </w:rPr>
-              <w:t>sp_post_job(1,1,'RBAC demo job','Synthetic',100,500,NULL)</w:t>
+              <w:t>Accepted — CALL sp_post_job(1,1,'RBAC demo job','Synthetic',100,500,NULL)</w:t>
             </w:r>
           </w:p>
         </w:tc>
@@ -34874,13 +34628,7 @@
               <w:rPr>
                 <w:sz w:val="18"/>
               </w:rPr>
-              <w:t xml:space="preserve">Accepted — CALL </w:t>
-            </w:r>
-            <w:r>
-              <w:rPr>
-                <w:sz w:val="18"/>
-              </w:rPr>
-              <w:t>sp_confirm_proposal(4,12)</w:t>
+              <w:t>Accepted — CALL sp_confirm_proposal(4,12)</w:t>
             </w:r>
           </w:p>
         </w:tc>
@@ -34985,10 +34733,7 @@
     </w:p>
     <w:p>
       <w:r>
-        <w:t xml:space="preserve">Production controls: do not use root for the application. Provision a dedicated definer with only needed privileges. Parameterize all </w:t>
-      </w:r>
-      <w:r>
-        <w:t>application SQL; no dynamic SQL is used here. Compute real hashes in the future authentication layer, keep secrets out of version control and use TLS for remote connections. At-rest encryption, encrypted backups and daily restore drills remain deployment requirements. The tested local engine and locked role templates do not certify those controls. Analyst aggregate access is intentionally global. External provider idempotency and refunds are outside this database exercise.</w:t>
+        <w:t>Production controls: do not use root for the application. Provision a dedicated definer with only needed privileges. Parameterize all application SQL; no dynamic SQL is used here. Compute real hashes in the future authentication layer, keep secrets out of version control and use TLS for remote connections. At-rest encryption, encrypted backups and daily restore drills remain deployment requirements. The tested local engine and locked role templates do not certify those controls. Analyst aggregate access is intentionally global. External provider idempotency and refunds are outside this database exercise.</w:t>
       </w:r>
     </w:p>
     <w:p>
@@ -35013,18 +34758,36 @@
     <w:p>
       <w:r>
         <w:t>Entity labels USER, CLIENT, FREELANCER, SKILL, FREELANCER_SKILL, JOB_CATEGORY, JOB, PROPOSAL, CONTRACT, MILESTONE and PAYMENT map in that order to users, clients, freelancers, skills, freelancer_skills, job_categories, jobs, proposals, contracts, milestones, payments. All 11 retained.</w:t>
+      </w:r>
+      <w:r>
         <w:br/>
+      </w:r>
+      <w:r>
         <w:br/>
         <w:t>Each subtype row participates totally in its user FK; each user has 0..1 row of either particular subtype, with exactly 1 across their disjoint union. Total/disjoint is a semantic condition in addition to the two individual Crow Foot links.</w:t>
+      </w:r>
+      <w:r>
         <w:br/>
+      </w:r>
+      <w:r>
         <w:br/>
         <w:t>Parents in all other 1:N relations may have zero children. Each child has exactly 1 parent due to NOT NULL FK. A proposal has 0..1 contract, and each contract exactly 1 proposal. Milestone has 0..N payment attempts, with 0..1 PAID result; failed/pending attempts do not count as success. A fresh active contract can initially have zero milestones; completion requires full paid allocation.</w:t>
+      </w:r>
+      <w:r>
         <w:br/>
+      </w:r>
+      <w:r>
         <w:br/>
         <w:t>Figure 1 combines the account, skill and execution domains into one unified schema. Each of the 11 entities appears once; CLIENT and FREELANCER connect account identities to jobs, proposals and contracts. The labelled payer_id/payee_id connector represents two separate foreign keys from PAYMENT to USER. Keys, foreign keys and attribute details are authoritative in Section 3 and 01_schema.sql.</w:t>
+      </w:r>
+      <w:r>
         <w:br/>
+      </w:r>
+      <w:r>
         <w:br/>
         <w:t>Technical additions: users.user_type restored to mapping; jobs.created_at for deterministic dates; proposals.selected_job_id and payments.paid_milestone_id are generated uniqueness helpers. No business entity added. Payment method labels normalize the original textual examples to PAYPAL, CREDIT_CARD and BANK_TRANSFER. Profile title is initialized to Not specified atomically and can be edited.</w:t>
+      </w:r>
+      <w:r>
         <w:br/>
       </w:r>
     </w:p>
@@ -35800,13 +35563,7 @@
               <w:rPr>
                 <w:sz w:val="18"/>
               </w:rPr>
-              <w:t xml:space="preserve">PENDING-&gt;CLIENT_ACCEPTED-&gt;CONFIRMED; AFTER UPDATE creates one UNIQUE </w:t>
-            </w:r>
-            <w:r>
-              <w:rPr>
-                <w:sz w:val="18"/>
-              </w:rPr>
-              <w:t>contract atomically; retain contract</w:t>
+              <w:t>PENDING-&gt;CLIENT_ACCEPTED-&gt;CONFIRMED; AFTER UPDATE creates one UNIQUE contract atomically; retain contract</w:t>
             </w:r>
           </w:p>
         </w:tc>
@@ -36143,18 +35900,12 @@
     </w:p>
     <w:p>
       <w:r>
-        <w:t xml:space="preserve">Keep all 11 </w:t>
-      </w:r>
-      <w:r>
-        <w:t>entities and decompose transfer facts from attempt facts: payments(payment_id PK, milestone_id FK, payment_method, payment_status, paid_milestone_id generated). Derive payer_id, payee_id and amount by a JOIN view over milestone and contract. The attempt business relation then has only payment_id as determinant; the repeated milestone transfer FD disappears from the table. The decomposition is lossless because each milestone belongs to exactly one contract and each contract identifies one client/freelancer p</w:t>
-      </w:r>
-      <w:r>
-        <w:t>air. Generated columns remain implementation helpers, not business relation attributes.</w:t>
+        <w:t>Keep all 11 entities and decompose transfer facts from attempt facts: payments(payment_id PK, milestone_id FK, payment_method, payment_status, paid_milestone_id generated). Derive payer_id, payee_id and amount by a JOIN view over milestone and contract. The attempt business relation then has only payment_id as determinant; the repeated milestone transfer FD disappears from the table. The decomposition is lossless because each milestone belongs to exactly one contract and each contract identifies one client/freelancer pair. Generated columns remain implementation helpers, not business relation attributes.</w:t>
       </w:r>
     </w:p>
     <w:p>
       <w:r>
-        <w:t>This alternative preserves retry history and removes the current PAYMENT 3NF violation, but changes the source design requirement that PAYMENT explicitly stores transfer participants/amount. The implemented design retains those fields and names the tradeoff. A strict all-table 3NF assessment therefore remains a known grading risk; the report does not conceal it. No additional business entities or review/rating mechanisms were introduced.</w:t>
+        <w:t>This alternative preserves retry history and removes the current PAYMENT 3NF violation, but changes the source design requirement that PAYMENT explicitly stores transfer participants/amount. The implemented design retains those fields and names the tradeoff. A strict all-table 3NF assessment therefore remains a known grading risk; the report does not conceal it.</w:t>
       </w:r>
     </w:p>
     <w:p>
@@ -36177,10 +35928,7 @@
     </w:p>
     <w:p>
       <w:r>
-        <w:t xml:space="preserve">Database Project Report </w:t>
-      </w:r>
-      <w:r>
-        <w:t>template, supplied DOCX, report sections 1–5.</w:t>
+        <w:t>Database Project Report template, supplied DOCX, report sections 1–5.</w:t>
       </w:r>
     </w:p>
     <w:p>
@@ -36190,10 +35938,7 @@
     </w:p>
     <w:p>
       <w:r>
-        <w:t xml:space="preserve">MySQL 8.0 Reference Manual, CREATE TRIGGER and Trigger Syntax and Examples: </w:t>
-      </w:r>
-      <w:r>
-        <w:t>https://dev.mysql.com/doc/refman/8.0/en/create-trigger.html and https://dev.mysql.com/doc/refman/8.0/en/trigger-syntax.html.</w:t>
+        <w:t>MySQL 8.0 Reference Manual, CREATE TRIGGER and Trigger Syntax and Examples: https://dev.mysql.com/doc/refman/8.0/en/create-trigger.html and https://dev.mysql.com/doc/refman/8.0/en/trigger-syntax.html.</w:t>
       </w:r>
     </w:p>
     <w:p>
@@ -36213,7 +35958,7 @@
 </file>
 
 <file path=word/endnotes.xml><?xml version="1.0" encoding="utf-8"?>
-<w:endnotes xmlns:wpc="http://schemas.microsoft.com/office/word/2010/wordprocessingCanvas" xmlns:cx="http://schemas.microsoft.com/office/drawing/2014/chartex" xmlns:cx1="http://schemas.microsoft.com/office/drawing/2015/9/8/chartex" xmlns:cx2="http://schemas.microsoft.com/office/drawing/2015/10/21/chartex" xmlns:cx3="http://schemas.microsoft.com/office/drawing/2016/5/9/chartex" xmlns:cx4="http://schemas.microsoft.com/office/drawing/2016/5/10/chartex" xmlns:cx5="http://schemas.microsoft.com/office/drawing/2016/5/11/chartex" xmlns:cx6="http://schemas.microsoft.com/office/drawing/2016/5/12/chartex" xmlns:cx7="http://schemas.microsoft.com/office/drawing/2016/5/13/chartex" xmlns:cx8="http://schemas.microsoft.com/office/drawing/2016/5/14/chartex" xmlns:mc="http://schemas.openxmlformats.org/markup-compatibility/2006" xmlns:aink="http://schemas.microsoft.com/office/drawing/2016/ink" xmlns:am3d="http://schemas.microsoft.com/office/drawing/2017/model3d" xmlns:o="urn:schemas-microsoft-com:office:office" xmlns:oel="http://schemas.microsoft.com/office/2019/extlst" xmlns:r="http://schemas.openxmlformats.org/officeDocument/2006/relationships" xmlns:m="http://schemas.openxmlformats.org/officeDocument/2006/math" xmlns:v="urn:schemas-microsoft-com:vml" xmlns:wp14="http://schemas.microsoft.com/office/word/2010/wordprocessingDrawing" xmlns:wp="http://schemas.openxmlformats.org/drawingml/2006/wordprocessingDrawing" xmlns:w10="urn:schemas-microsoft-com:office:word" xmlns:w="http://schemas.openxmlformats.org/wordprocessingml/2006/main" xmlns:w14="http://schemas.microsoft.com/office/word/2010/wordml" xmlns:w15="http://schemas.microsoft.com/office/word/2012/wordml" xmlns:w16cex="http://schemas.microsoft.com/office/word/2018/wordml/cex" xmlns:w16cid="http://schemas.microsoft.com/office/word/2016/wordml/cid" xmlns:w16="http://schemas.microsoft.com/office/word/2018/wordml" xmlns:w16sdtdh="http://schemas.microsoft.com/office/word/2020/wordml/sdtdatahash" xmlns:w16se="http://schemas.microsoft.com/office/word/2015/wordml/symex" xmlns:wpg="http://schemas.microsoft.com/office/word/2010/wordprocessingGroup" xmlns:wpi="http://schemas.microsoft.com/office/word/2010/wordprocessingInk" xmlns:wne="http://schemas.microsoft.com/office/word/2006/wordml" xmlns:wps="http://schemas.microsoft.com/office/word/2010/wordprocessingShape" mc:Ignorable="w14 w15 w16se w16cid w16 w16cex w16sdtdh wp14">
+<w:endnotes xmlns:wpc="http://schemas.microsoft.com/office/word/2010/wordprocessingCanvas" xmlns:cx="http://schemas.microsoft.com/office/drawing/2014/chartex" xmlns:cx1="http://schemas.microsoft.com/office/drawing/2015/9/8/chartex" xmlns:cx2="http://schemas.microsoft.com/office/drawing/2015/10/21/chartex" xmlns:cx3="http://schemas.microsoft.com/office/drawing/2016/5/9/chartex" xmlns:cx4="http://schemas.microsoft.com/office/drawing/2016/5/10/chartex" xmlns:cx5="http://schemas.microsoft.com/office/drawing/2016/5/11/chartex" xmlns:cx6="http://schemas.microsoft.com/office/drawing/2016/5/12/chartex" xmlns:cx7="http://schemas.microsoft.com/office/drawing/2016/5/13/chartex" xmlns:cx8="http://schemas.microsoft.com/office/drawing/2016/5/14/chartex" xmlns:mc="http://schemas.openxmlformats.org/markup-compatibility/2006" xmlns:aink="http://schemas.microsoft.com/office/drawing/2016/ink" xmlns:am3d="http://schemas.microsoft.com/office/drawing/2017/model3d" xmlns:o="urn:schemas-microsoft-com:office:office" xmlns:oel="http://schemas.microsoft.com/office/2019/extlst" xmlns:r="http://schemas.openxmlformats.org/officeDocument/2006/relationships" xmlns:m="http://schemas.openxmlformats.org/officeDocument/2006/math" xmlns:v="urn:schemas-microsoft-com:vml" xmlns:wp14="http://schemas.microsoft.com/office/word/2010/wordprocessingDrawing" xmlns:wp="http://schemas.openxmlformats.org/drawingml/2006/wordprocessingDrawing" xmlns:w10="urn:schemas-microsoft-com:office:word" xmlns:w="http://schemas.openxmlformats.org/wordprocessingml/2006/main" xmlns:w14="http://schemas.microsoft.com/office/word/2010/wordml" xmlns:w15="http://schemas.microsoft.com/office/word/2012/wordml" xmlns:w16cex="http://schemas.microsoft.com/office/word/2018/wordml/cex" xmlns:w16cid="http://schemas.microsoft.com/office/word/2016/wordml/cid" xmlns:w16="http://schemas.microsoft.com/office/word/2018/wordml" xmlns:w16du="http://schemas.microsoft.com/office/word/2023/wordml/word16du" xmlns:w16sdtdh="http://schemas.microsoft.com/office/word/2020/wordml/sdtdatahash" xmlns:w16sdtfl="http://schemas.microsoft.com/office/word/2024/wordml/sdtformatlock" xmlns:w16se="http://schemas.microsoft.com/office/word/2015/wordml/symex" xmlns:wpg="http://schemas.microsoft.com/office/word/2010/wordprocessingGroup" xmlns:wpi="http://schemas.microsoft.com/office/word/2010/wordprocessingInk" xmlns:wne="http://schemas.microsoft.com/office/word/2006/wordml" xmlns:wps="http://schemas.microsoft.com/office/word/2010/wordprocessingShape" mc:Ignorable="w14 w15 w16se w16cid w16 w16cex w16sdtdh w16sdtfl w16du wp14">
   <w:endnote w:type="separator" w:id="-1">
     <w:p>
       <w:pPr>
@@ -36238,7 +35983,7 @@
 </file>
 
 <file path=word/footer1.xml><?xml version="1.0" encoding="utf-8"?>
-<w:ftr xmlns:wpc="http://schemas.microsoft.com/office/word/2010/wordprocessingCanvas" xmlns:cx="http://schemas.microsoft.com/office/drawing/2014/chartex" xmlns:cx1="http://schemas.microsoft.com/office/drawing/2015/9/8/chartex" xmlns:cx2="http://schemas.microsoft.com/office/drawing/2015/10/21/chartex" xmlns:cx3="http://schemas.microsoft.com/office/drawing/2016/5/9/chartex" xmlns:cx4="http://schemas.microsoft.com/office/drawing/2016/5/10/chartex" xmlns:cx5="http://schemas.microsoft.com/office/drawing/2016/5/11/chartex" xmlns:cx6="http://schemas.microsoft.com/office/drawing/2016/5/12/chartex" xmlns:cx7="http://schemas.microsoft.com/office/drawing/2016/5/13/chartex" xmlns:cx8="http://schemas.microsoft.com/office/drawing/2016/5/14/chartex" xmlns:mc="http://schemas.openxmlformats.org/markup-compatibility/2006" xmlns:aink="http://schemas.microsoft.com/office/drawing/2016/ink" xmlns:am3d="http://schemas.microsoft.com/office/drawing/2017/model3d" xmlns:o="urn:schemas-microsoft-com:office:office" xmlns:oel="http://schemas.microsoft.com/office/2019/extlst" xmlns:r="http://schemas.openxmlformats.org/officeDocument/2006/relationships" xmlns:m="http://schemas.openxmlformats.org/officeDocument/2006/math" xmlns:v="urn:schemas-microsoft-com:vml" xmlns:wp14="http://schemas.microsoft.com/office/word/2010/wordprocessingDrawing" xmlns:wp="http://schemas.openxmlformats.org/drawingml/2006/wordprocessingDrawing" xmlns:w10="urn:schemas-microsoft-com:office:word" xmlns:w="http://schemas.openxmlformats.org/wordprocessingml/2006/main" xmlns:w14="http://schemas.microsoft.com/office/word/2010/wordml" xmlns:w15="http://schemas.microsoft.com/office/word/2012/wordml" xmlns:w16cex="http://schemas.microsoft.com/office/word/2018/wordml/cex" xmlns:w16cid="http://schemas.microsoft.com/office/word/2016/wordml/cid" xmlns:w16="http://schemas.microsoft.com/office/word/2018/wordml" xmlns:w16sdtdh="http://schemas.microsoft.com/office/word/2020/wordml/sdtdatahash" xmlns:w16se="http://schemas.microsoft.com/office/word/2015/wordml/symex" xmlns:wpg="http://schemas.microsoft.com/office/word/2010/wordprocessingGroup" xmlns:wpi="http://schemas.microsoft.com/office/word/2010/wordprocessingInk" xmlns:wne="http://schemas.microsoft.com/office/word/2006/wordml" xmlns:wps="http://schemas.microsoft.com/office/word/2010/wordprocessingShape" mc:Ignorable="w14 w15 w16se w16cid w16 w16cex w16sdtdh wp14">
+<w:ftr xmlns:wpc="http://schemas.microsoft.com/office/word/2010/wordprocessingCanvas" xmlns:cx="http://schemas.microsoft.com/office/drawing/2014/chartex" xmlns:cx1="http://schemas.microsoft.com/office/drawing/2015/9/8/chartex" xmlns:cx2="http://schemas.microsoft.com/office/drawing/2015/10/21/chartex" xmlns:cx3="http://schemas.microsoft.com/office/drawing/2016/5/9/chartex" xmlns:cx4="http://schemas.microsoft.com/office/drawing/2016/5/10/chartex" xmlns:cx5="http://schemas.microsoft.com/office/drawing/2016/5/11/chartex" xmlns:cx6="http://schemas.microsoft.com/office/drawing/2016/5/12/chartex" xmlns:cx7="http://schemas.microsoft.com/office/drawing/2016/5/13/chartex" xmlns:cx8="http://schemas.microsoft.com/office/drawing/2016/5/14/chartex" xmlns:mc="http://schemas.openxmlformats.org/markup-compatibility/2006" xmlns:aink="http://schemas.microsoft.com/office/drawing/2016/ink" xmlns:am3d="http://schemas.microsoft.com/office/drawing/2017/model3d" xmlns:o="urn:schemas-microsoft-com:office:office" xmlns:oel="http://schemas.microsoft.com/office/2019/extlst" xmlns:r="http://schemas.openxmlformats.org/officeDocument/2006/relationships" xmlns:m="http://schemas.openxmlformats.org/officeDocument/2006/math" xmlns:v="urn:schemas-microsoft-com:vml" xmlns:wp14="http://schemas.microsoft.com/office/word/2010/wordprocessingDrawing" xmlns:wp="http://schemas.openxmlformats.org/drawingml/2006/wordprocessingDrawing" xmlns:w10="urn:schemas-microsoft-com:office:word" xmlns:w="http://schemas.openxmlformats.org/wordprocessingml/2006/main" xmlns:w14="http://schemas.microsoft.com/office/word/2010/wordml" xmlns:w15="http://schemas.microsoft.com/office/word/2012/wordml" xmlns:w16cex="http://schemas.microsoft.com/office/word/2018/wordml/cex" xmlns:w16cid="http://schemas.microsoft.com/office/word/2016/wordml/cid" xmlns:w16="http://schemas.microsoft.com/office/word/2018/wordml" xmlns:w16du="http://schemas.microsoft.com/office/word/2023/wordml/word16du" xmlns:w16sdtdh="http://schemas.microsoft.com/office/word/2020/wordml/sdtdatahash" xmlns:w16sdtfl="http://schemas.microsoft.com/office/word/2024/wordml/sdtformatlock" xmlns:w16se="http://schemas.microsoft.com/office/word/2015/wordml/symex" xmlns:wpg="http://schemas.microsoft.com/office/word/2010/wordprocessingGroup" xmlns:wpi="http://schemas.microsoft.com/office/word/2010/wordprocessingInk" xmlns:wne="http://schemas.microsoft.com/office/word/2006/wordml" xmlns:wps="http://schemas.microsoft.com/office/word/2010/wordprocessingShape" mc:Ignorable="w14 w15 w16se w16cid w16 w16cex w16sdtdh w16sdtfl w16du wp14">
   <w:p>
     <w:pPr>
       <w:pStyle w:val="Footer"/>
@@ -36267,7 +36012,7 @@
 </file>
 
 <file path=word/footnotes.xml><?xml version="1.0" encoding="utf-8"?>
-<w:footnotes xmlns:wpc="http://schemas.microsoft.com/office/word/2010/wordprocessingCanvas" xmlns:cx="http://schemas.microsoft.com/office/drawing/2014/chartex" xmlns:cx1="http://schemas.microsoft.com/office/drawing/2015/9/8/chartex" xmlns:cx2="http://schemas.microsoft.com/office/drawing/2015/10/21/chartex" xmlns:cx3="http://schemas.microsoft.com/office/drawing/2016/5/9/chartex" xmlns:cx4="http://schemas.microsoft.com/office/drawing/2016/5/10/chartex" xmlns:cx5="http://schemas.microsoft.com/office/drawing/2016/5/11/chartex" xmlns:cx6="http://schemas.microsoft.com/office/drawing/2016/5/12/chartex" xmlns:cx7="http://schemas.microsoft.com/office/drawing/2016/5/13/chartex" xmlns:cx8="http://schemas.microsoft.com/office/drawing/2016/5/14/chartex" xmlns:mc="http://schemas.openxmlformats.org/markup-compatibility/2006" xmlns:aink="http://schemas.microsoft.com/office/drawing/2016/ink" xmlns:am3d="http://schemas.microsoft.com/office/drawing/2017/model3d" xmlns:o="urn:schemas-microsoft-com:office:office" xmlns:oel="http://schemas.microsoft.com/office/2019/extlst" xmlns:r="http://schemas.openxmlformats.org/officeDocument/2006/relationships" xmlns:m="http://schemas.openxmlformats.org/officeDocument/2006/math" xmlns:v="urn:schemas-microsoft-com:vml" xmlns:wp14="http://schemas.microsoft.com/office/word/2010/wordprocessingDrawing" xmlns:wp="http://schemas.openxmlformats.org/drawingml/2006/wordprocessingDrawing" xmlns:w10="urn:schemas-microsoft-com:office:word" xmlns:w="http://schemas.openxmlformats.org/wordprocessingml/2006/main" xmlns:w14="http://schemas.microsoft.com/office/word/2010/wordml" xmlns:w15="http://schemas.microsoft.com/office/word/2012/wordml" xmlns:w16cex="http://schemas.microsoft.com/office/word/2018/wordml/cex" xmlns:w16cid="http://schemas.microsoft.com/office/word/2016/wordml/cid" xmlns:w16="http://schemas.microsoft.com/office/word/2018/wordml" xmlns:w16sdtdh="http://schemas.microsoft.com/office/word/2020/wordml/sdtdatahash" xmlns:w16se="http://schemas.microsoft.com/office/word/2015/wordml/symex" xmlns:wpg="http://schemas.microsoft.com/office/word/2010/wordprocessingGroup" xmlns:wpi="http://schemas.microsoft.com/office/word/2010/wordprocessingInk" xmlns:wne="http://schemas.microsoft.com/office/word/2006/wordml" xmlns:wps="http://schemas.microsoft.com/office/word/2010/wordprocessingShape" mc:Ignorable="w14 w15 w16se w16cid w16 w16cex w16sdtdh wp14">
+<w:footnotes xmlns:wpc="http://schemas.microsoft.com/office/word/2010/wordprocessingCanvas" xmlns:cx="http://schemas.microsoft.com/office/drawing/2014/chartex" xmlns:cx1="http://schemas.microsoft.com/office/drawing/2015/9/8/chartex" xmlns:cx2="http://schemas.microsoft.com/office/drawing/2015/10/21/chartex" xmlns:cx3="http://schemas.microsoft.com/office/drawing/2016/5/9/chartex" xmlns:cx4="http://schemas.microsoft.com/office/drawing/2016/5/10/chartex" xmlns:cx5="http://schemas.microsoft.com/office/drawing/2016/5/11/chartex" xmlns:cx6="http://schemas.microsoft.com/office/drawing/2016/5/12/chartex" xmlns:cx7="http://schemas.microsoft.com/office/drawing/2016/5/13/chartex" xmlns:cx8="http://schemas.microsoft.com/office/drawing/2016/5/14/chartex" xmlns:mc="http://schemas.openxmlformats.org/markup-compatibility/2006" xmlns:aink="http://schemas.microsoft.com/office/drawing/2016/ink" xmlns:am3d="http://schemas.microsoft.com/office/drawing/2017/model3d" xmlns:o="urn:schemas-microsoft-com:office:office" xmlns:oel="http://schemas.microsoft.com/office/2019/extlst" xmlns:r="http://schemas.openxmlformats.org/officeDocument/2006/relationships" xmlns:m="http://schemas.openxmlformats.org/officeDocument/2006/math" xmlns:v="urn:schemas-microsoft-com:vml" xmlns:wp14="http://schemas.microsoft.com/office/word/2010/wordprocessingDrawing" xmlns:wp="http://schemas.openxmlformats.org/drawingml/2006/wordprocessingDrawing" xmlns:w10="urn:schemas-microsoft-com:office:word" xmlns:w="http://schemas.openxmlformats.org/wordprocessingml/2006/main" xmlns:w14="http://schemas.microsoft.com/office/word/2010/wordml" xmlns:w15="http://schemas.microsoft.com/office/word/2012/wordml" xmlns:w16cex="http://schemas.microsoft.com/office/word/2018/wordml/cex" xmlns:w16cid="http://schemas.microsoft.com/office/word/2016/wordml/cid" xmlns:w16="http://schemas.microsoft.com/office/word/2018/wordml" xmlns:w16du="http://schemas.microsoft.com/office/word/2023/wordml/word16du" xmlns:w16sdtdh="http://schemas.microsoft.com/office/word/2020/wordml/sdtdatahash" xmlns:w16sdtfl="http://schemas.microsoft.com/office/word/2024/wordml/sdtformatlock" xmlns:w16se="http://schemas.microsoft.com/office/word/2015/wordml/symex" xmlns:wpg="http://schemas.microsoft.com/office/word/2010/wordprocessingGroup" xmlns:wpi="http://schemas.microsoft.com/office/word/2010/wordprocessingInk" xmlns:wne="http://schemas.microsoft.com/office/word/2006/wordml" xmlns:wps="http://schemas.microsoft.com/office/word/2010/wordprocessingShape" mc:Ignorable="w14 w15 w16se w16cid w16 w16cex w16sdtdh w16sdtfl w16du wp14">
   <w:footnote w:type="separator" w:id="-1">
     <w:p>
       <w:pPr>
@@ -36292,7 +36037,7 @@
 </file>
 
 <file path=word/numbering.xml><?xml version="1.0" encoding="utf-8"?>
-<w:numbering xmlns:wpc="http://schemas.microsoft.com/office/word/2010/wordprocessingCanvas" xmlns:cx="http://schemas.microsoft.com/office/drawing/2014/chartex" xmlns:cx1="http://schemas.microsoft.com/office/drawing/2015/9/8/chartex" xmlns:cx2="http://schemas.microsoft.com/office/drawing/2015/10/21/chartex" xmlns:cx3="http://schemas.microsoft.com/office/drawing/2016/5/9/chartex" xmlns:cx4="http://schemas.microsoft.com/office/drawing/2016/5/10/chartex" xmlns:cx5="http://schemas.microsoft.com/office/drawing/2016/5/11/chartex" xmlns:cx6="http://schemas.microsoft.com/office/drawing/2016/5/12/chartex" xmlns:cx7="http://schemas.microsoft.com/office/drawing/2016/5/13/chartex" xmlns:cx8="http://schemas.microsoft.com/office/drawing/2016/5/14/chartex" xmlns:mc="http://schemas.openxmlformats.org/markup-compatibility/2006" xmlns:aink="http://schemas.microsoft.com/office/drawing/2016/ink" xmlns:am3d="http://schemas.microsoft.com/office/drawing/2017/model3d" xmlns:o="urn:schemas-microsoft-com:office:office" xmlns:oel="http://schemas.microsoft.com/office/2019/extlst" xmlns:r="http://schemas.openxmlformats.org/officeDocument/2006/relationships" xmlns:m="http://schemas.openxmlformats.org/officeDocument/2006/math" xmlns:v="urn:schemas-microsoft-com:vml" xmlns:wp14="http://schemas.microsoft.com/office/word/2010/wordprocessingDrawing" xmlns:wp="http://schemas.openxmlformats.org/drawingml/2006/wordprocessingDrawing" xmlns:w10="urn:schemas-microsoft-com:office:word" xmlns:w="http://schemas.openxmlformats.org/wordprocessingml/2006/main" xmlns:w14="http://schemas.microsoft.com/office/word/2010/wordml" xmlns:w15="http://schemas.microsoft.com/office/word/2012/wordml" xmlns:w16cex="http://schemas.microsoft.com/office/word/2018/wordml/cex" xmlns:w16cid="http://schemas.microsoft.com/office/word/2016/wordml/cid" xmlns:w16="http://schemas.microsoft.com/office/word/2018/wordml" xmlns:w16sdtdh="http://schemas.microsoft.com/office/word/2020/wordml/sdtdatahash" xmlns:w16se="http://schemas.microsoft.com/office/word/2015/wordml/symex" xmlns:wpg="http://schemas.microsoft.com/office/word/2010/wordprocessingGroup" xmlns:wpi="http://schemas.microsoft.com/office/word/2010/wordprocessingInk" xmlns:wne="http://schemas.microsoft.com/office/word/2006/wordml" xmlns:wps="http://schemas.microsoft.com/office/word/2010/wordprocessingShape" mc:Ignorable="w14 w15 w16se w16cid w16 w16cex w16sdtdh wp14">
+<w:numbering xmlns:wpc="http://schemas.microsoft.com/office/word/2010/wordprocessingCanvas" xmlns:cx="http://schemas.microsoft.com/office/drawing/2014/chartex" xmlns:cx1="http://schemas.microsoft.com/office/drawing/2015/9/8/chartex" xmlns:cx2="http://schemas.microsoft.com/office/drawing/2015/10/21/chartex" xmlns:cx3="http://schemas.microsoft.com/office/drawing/2016/5/9/chartex" xmlns:cx4="http://schemas.microsoft.com/office/drawing/2016/5/10/chartex" xmlns:cx5="http://schemas.microsoft.com/office/drawing/2016/5/11/chartex" xmlns:cx6="http://schemas.microsoft.com/office/drawing/2016/5/12/chartex" xmlns:cx7="http://schemas.microsoft.com/office/drawing/2016/5/13/chartex" xmlns:cx8="http://schemas.microsoft.com/office/drawing/2016/5/14/chartex" xmlns:mc="http://schemas.openxmlformats.org/markup-compatibility/2006" xmlns:aink="http://schemas.microsoft.com/office/drawing/2016/ink" xmlns:am3d="http://schemas.microsoft.com/office/drawing/2017/model3d" xmlns:o="urn:schemas-microsoft-com:office:office" xmlns:oel="http://schemas.microsoft.com/office/2019/extlst" xmlns:r="http://schemas.openxmlformats.org/officeDocument/2006/relationships" xmlns:m="http://schemas.openxmlformats.org/officeDocument/2006/math" xmlns:v="urn:schemas-microsoft-com:vml" xmlns:wp14="http://schemas.microsoft.com/office/word/2010/wordprocessingDrawing" xmlns:wp="http://schemas.openxmlformats.org/drawingml/2006/wordprocessingDrawing" xmlns:w10="urn:schemas-microsoft-com:office:word" xmlns:w="http://schemas.openxmlformats.org/wordprocessingml/2006/main" xmlns:w14="http://schemas.microsoft.com/office/word/2010/wordml" xmlns:w15="http://schemas.microsoft.com/office/word/2012/wordml" xmlns:w16cex="http://schemas.microsoft.com/office/word/2018/wordml/cex" xmlns:w16cid="http://schemas.microsoft.com/office/word/2016/wordml/cid" xmlns:w16="http://schemas.microsoft.com/office/word/2018/wordml" xmlns:w16du="http://schemas.microsoft.com/office/word/2023/wordml/word16du" xmlns:w16sdtdh="http://schemas.microsoft.com/office/word/2020/wordml/sdtdatahash" xmlns:w16sdtfl="http://schemas.microsoft.com/office/word/2024/wordml/sdtformatlock" xmlns:w16se="http://schemas.microsoft.com/office/word/2015/wordml/symex" xmlns:wpg="http://schemas.microsoft.com/office/word/2010/wordprocessingGroup" xmlns:wpi="http://schemas.microsoft.com/office/word/2010/wordprocessingInk" xmlns:wne="http://schemas.microsoft.com/office/word/2006/wordml" xmlns:wps="http://schemas.microsoft.com/office/word/2010/wordprocessingShape" mc:Ignorable="w14 w15 w16se w16cid w16 w16cex w16sdtdh w16sdtfl w16du wp14">
   <w:abstractNum w:abstractNumId="0" w15:restartNumberingAfterBreak="0">
     <w:nsid w:val="FFFFFF7C"/>
     <w:multiLevelType w:val="singleLevel"/>
@@ -36495,7 +36240,7 @@
 </file>
 
 <file path=word/styles.xml><?xml version="1.0" encoding="utf-8"?>
-<w:styles xmlns:mc="http://schemas.openxmlformats.org/markup-compatibility/2006" xmlns:r="http://schemas.openxmlformats.org/officeDocument/2006/relationships" xmlns:w="http://schemas.openxmlformats.org/wordprocessingml/2006/main" xmlns:w14="http://schemas.microsoft.com/office/word/2010/wordml" xmlns:w15="http://schemas.microsoft.com/office/word/2012/wordml" xmlns:w16cex="http://schemas.microsoft.com/office/word/2018/wordml/cex" xmlns:w16cid="http://schemas.microsoft.com/office/word/2016/wordml/cid" xmlns:w16="http://schemas.microsoft.com/office/word/2018/wordml" xmlns:w16sdtdh="http://schemas.microsoft.com/office/word/2020/wordml/sdtdatahash" xmlns:w16se="http://schemas.microsoft.com/office/word/2015/wordml/symex" mc:Ignorable="w14 w15 w16se w16cid w16 w16cex w16sdtdh">
+<w:styles xmlns:mc="http://schemas.openxmlformats.org/markup-compatibility/2006" xmlns:r="http://schemas.openxmlformats.org/officeDocument/2006/relationships" xmlns:w="http://schemas.openxmlformats.org/wordprocessingml/2006/main" xmlns:w14="http://schemas.microsoft.com/office/word/2010/wordml" xmlns:w15="http://schemas.microsoft.com/office/word/2012/wordml" xmlns:w16cex="http://schemas.microsoft.com/office/word/2018/wordml/cex" xmlns:w16cid="http://schemas.microsoft.com/office/word/2016/wordml/cid" xmlns:w16="http://schemas.microsoft.com/office/word/2018/wordml" xmlns:w16du="http://schemas.microsoft.com/office/word/2023/wordml/word16du" xmlns:w16sdtdh="http://schemas.microsoft.com/office/word/2020/wordml/sdtdatahash" xmlns:w16sdtfl="http://schemas.microsoft.com/office/word/2024/wordml/sdtformatlock" xmlns:w16se="http://schemas.microsoft.com/office/word/2015/wordml/symex" mc:Ignorable="w14 w15 w16se w16cid w16 w16cex w16sdtdh w16sdtfl w16du">
   <w:docDefaults>
     <w:rPrDefault>
       <w:rPr>
@@ -37103,7 +36848,6 @@
   <w:style w:type="character" w:default="1" w:styleId="DefaultParagraphFont">
     <w:name w:val="Default Paragraph Font"/>
     <w:uiPriority w:val="1"/>
-    <w:semiHidden/>
     <w:unhideWhenUsed/>
   </w:style>
   <w:style w:type="table" w:default="1" w:styleId="TableNormal">

--- a/Freelance_Marketplace_Ecosystem .docx
+++ b/Freelance_Marketplace_Ecosystem .docx
@@ -471,7 +471,10 @@
     </w:p>
     <w:p>
       <w:r>
-        <w:t>BR-16: Each PAYMENT explicitly records the transfer of funds from the CLIENT (payer_id) to the FREELANCER (payee_id) for one specific MILESTONE, using a designated payment method.</w:t>
+        <w:t xml:space="preserve">BR-16: </w:t>
+      </w:r>
+      <w:r>
+        <w:t>Each PAYMENT records one payment attempt for a specific MILESTONE. The payer is derived from the CLIENT of the related CONTRACT, the payee is derived from the FREELANCER of that CONTRACT, and the payment amount is derived from the MILESTONE amount.</w:t>
       </w:r>
     </w:p>
     <w:p>

--- a/Freelance_Marketplace_Ecosystem .docx
+++ b/Freelance_Marketplace_Ecosystem .docx
@@ -2245,6 +2245,7 @@
         <w:t>Unified Database Schema Overview</w:t>
       </w:r>
     </w:p>
+    <w:p/>
     <w:p>
       <w:pPr>
         <w:keepNext/>
@@ -2258,10 +2259,10 @@
           <w:lang w:val="vi-VN"/>
         </w:rPr>
         <w:drawing>
-          <wp:inline distT="0" distB="0" distL="0" distR="0" wp14:anchorId="34FED796" wp14:editId="2FA16345">
-            <wp:extent cx="6373495" cy="5785485"/>
-            <wp:effectExtent l="0" t="0" r="8255" b="5715"/>
-            <wp:docPr id="1150817454" name="Picture 1"/>
+          <wp:inline distT="0" distB="0" distL="0" distR="0" wp14:anchorId="77625556" wp14:editId="1FDCB5F8">
+            <wp:extent cx="6372860" cy="3136900"/>
+            <wp:effectExtent l="0" t="0" r="8890" b="6350"/>
+            <wp:docPr id="2017006444" name="Picture 1"/>
             <wp:cNvGraphicFramePr>
               <a:graphicFrameLocks xmlns:a="http://schemas.openxmlformats.org/drawingml/2006/main" noChangeAspect="1"/>
             </wp:cNvGraphicFramePr>
@@ -2269,23 +2270,36 @@
               <a:graphicData uri="http://schemas.openxmlformats.org/drawingml/2006/picture">
                 <pic:pic xmlns:pic="http://schemas.openxmlformats.org/drawingml/2006/picture">
                   <pic:nvPicPr>
-                    <pic:cNvPr id="1150817454" name=""/>
-                    <pic:cNvPicPr/>
+                    <pic:cNvPr id="0" name="Picture 1"/>
+                    <pic:cNvPicPr>
+                      <a:picLocks noChangeAspect="1" noChangeArrowheads="1"/>
+                    </pic:cNvPicPr>
                   </pic:nvPicPr>
                   <pic:blipFill>
-                    <a:blip r:embed="rId8"/>
+                    <a:blip r:embed="rId8">
+                      <a:extLst>
+                        <a:ext uri="{28A0092B-C50C-407E-A947-70E740481C1C}">
+                          <a14:useLocalDpi xmlns:a14="http://schemas.microsoft.com/office/drawing/2010/main" val="0"/>
+                        </a:ext>
+                      </a:extLst>
+                    </a:blip>
+                    <a:srcRect/>
                     <a:stretch>
                       <a:fillRect/>
                     </a:stretch>
                   </pic:blipFill>
-                  <pic:spPr>
+                  <pic:spPr bwMode="auto">
                     <a:xfrm>
                       <a:off x="0" y="0"/>
-                      <a:ext cx="6373495" cy="5785485"/>
+                      <a:ext cx="6372860" cy="3136900"/>
                     </a:xfrm>
                     <a:prstGeom prst="rect">
                       <a:avLst/>
                     </a:prstGeom>
+                    <a:noFill/>
+                    <a:ln>
+                      <a:noFill/>
+                    </a:ln>
                   </pic:spPr>
                 </pic:pic>
               </a:graphicData>
@@ -2321,7 +2335,6 @@
         <w:pStyle w:val="Heading3"/>
       </w:pPr>
       <w:r>
-        <w:lastRenderedPageBreak/>
         <w:t>Specialization and Skill Association</w:t>
       </w:r>
     </w:p>
@@ -2345,7 +2358,11 @@
     </w:p>
     <w:p>
       <w:r>
-        <w:t>Each JOB belongs to one CLIENT and one JOB_CATEGORY. Clients and categories may exist before any jobs are posted. Each PROPOSAL references one JOB and one FREELANCER; both parents may have zero or many proposals. UNIQUE(job_id, freelancer_id) limits each freelancer to one proposal per job. The selected_job_id generated unique key reserves a job for at most one CLIENT_ACCEPTED or CONFIRMED proposal (BR-03, BR-04 and BR-06 to BR-10).</w:t>
+        <w:t xml:space="preserve">Each JOB belongs to one CLIENT and one JOB_CATEGORY. Clients and categories may exist before any jobs are posted. Each PROPOSAL references one JOB and one FREELANCER; both parents may have zero or many proposals. </w:t>
+      </w:r>
+      <w:r>
+        <w:lastRenderedPageBreak/>
+        <w:t>UNIQUE(job_id, freelancer_id) limits each freelancer to one proposal per job. The selected_job_id generated unique key reserves a job for at most one CLIENT_ACCEPTED or CONFIRMED proposal (BR-03, BR-04 and BR-06 to BR-10).</w:t>
       </w:r>
     </w:p>
     <w:p>
@@ -2412,7 +2429,6 @@
         <w:pStyle w:val="Heading2"/>
       </w:pPr>
       <w:r>
-        <w:lastRenderedPageBreak/>
         <w:t>2.2 Logical Schema Mapping</w:t>
       </w:r>
     </w:p>
@@ -2463,6 +2479,7 @@
     </w:p>
     <w:p>
       <w:r>
+        <w:lastRenderedPageBreak/>
         <w:t>milestones(milestone_id PK, contract_id FK, title, description, amount, due_date, status)</w:t>
       </w:r>
     </w:p>
@@ -3513,7 +3530,6 @@
               <w:rPr>
                 <w:sz w:val="18"/>
               </w:rPr>
-              <w:lastRenderedPageBreak/>
               <w:t>proposals</w:t>
             </w:r>
           </w:p>
@@ -3990,6 +4006,7 @@
         <w:pStyle w:val="Heading1"/>
       </w:pPr>
       <w:r>
+        <w:lastRenderedPageBreak/>
         <w:t>3 Data Dictionary</w:t>
       </w:r>
     </w:p>
@@ -5549,7 +5566,6 @@
               <w:rPr>
                 <w:sz w:val="18"/>
               </w:rPr>
-              <w:lastRenderedPageBreak/>
               <w:t>client_id</w:t>
             </w:r>
           </w:p>
@@ -7201,6 +7217,7 @@
               <w:rPr>
                 <w:sz w:val="18"/>
               </w:rPr>
+              <w:lastRenderedPageBreak/>
               <w:t>experience_level</w:t>
             </w:r>
           </w:p>
@@ -8723,7 +8740,6 @@
         <w:keepNext/>
       </w:pPr>
       <w:r>
-        <w:lastRenderedPageBreak/>
         <w:t>Named CHECK constraints:</w:t>
       </w:r>
     </w:p>
@@ -10265,6 +10281,7 @@
               <w:rPr>
                 <w:sz w:val="18"/>
               </w:rPr>
+              <w:lastRenderedPageBreak/>
               <w:t>title</w:t>
             </w:r>
           </w:p>
@@ -12319,7 +12336,6 @@
               <w:rPr>
                 <w:sz w:val="18"/>
               </w:rPr>
-              <w:lastRenderedPageBreak/>
               <w:t>proposed_amount</w:t>
             </w:r>
           </w:p>
@@ -13426,6 +13442,7 @@
         <w:pStyle w:val="Heading2"/>
       </w:pPr>
       <w:r>
+        <w:lastRenderedPageBreak/>
         <w:t>3.9 contracts</w:t>
       </w:r>
     </w:p>
@@ -15122,7 +15139,6 @@
         <w:pStyle w:val="Heading2"/>
       </w:pPr>
       <w:r>
-        <w:lastRenderedPageBreak/>
         <w:t>3.10 milestones</w:t>
       </w:r>
     </w:p>
@@ -16628,6 +16644,7 @@
         <w:pStyle w:val="Heading2"/>
       </w:pPr>
       <w:r>
+        <w:lastRenderedPageBreak/>
         <w:t>3.11 payments</w:t>
       </w:r>
     </w:p>
@@ -36851,6 +36868,7 @@
   <w:style w:type="character" w:default="1" w:styleId="DefaultParagraphFont">
     <w:name w:val="Default Paragraph Font"/>
     <w:uiPriority w:val="1"/>
+    <w:semiHidden/>
     <w:unhideWhenUsed/>
   </w:style>
   <w:style w:type="table" w:default="1" w:styleId="TableNormal">

--- a/Freelance_Marketplace_Ecosystem .docx
+++ b/Freelance_Marketplace_Ecosystem .docx
@@ -2484,8 +2484,52 @@
       </w:r>
     </w:p>
     <w:p>
+      <w:pPr>
+        <w:rPr>
+          <w:lang w:val="vi-VN"/>
+        </w:rPr>
+      </w:pPr>
       <w:r>
-        <w:t>payments(payment_id PK, milestone_id FK, payer_id FK, payee_id FK, amount, payment_status, payment_method, paid_milestone_id UQ)</w:t>
+        <w:rPr>
+          <w:lang w:val="vi-VN"/>
+        </w:rPr>
+        <w:t>payments(payment_id PK,</w:t>
+      </w:r>
+      <w:r>
+        <w:t xml:space="preserve"> </w:t>
+      </w:r>
+      <w:r>
+        <w:rPr>
+          <w:lang w:val="vi-VN"/>
+        </w:rPr>
+        <w:t>milestone_id FK,</w:t>
+      </w:r>
+      <w:r>
+        <w:t xml:space="preserve"> </w:t>
+      </w:r>
+      <w:r>
+        <w:rPr>
+          <w:lang w:val="vi-VN"/>
+        </w:rPr>
+        <w:t>payment_status,</w:t>
+      </w:r>
+      <w:r>
+        <w:t xml:space="preserve"> </w:t>
+      </w:r>
+      <w:r>
+        <w:rPr>
+          <w:lang w:val="vi-VN"/>
+        </w:rPr>
+        <w:t>payment_method,</w:t>
+      </w:r>
+      <w:r>
+        <w:t xml:space="preserve"> </w:t>
+      </w:r>
+      <w:r>
+        <w:rPr>
+          <w:lang w:val="vi-VN"/>
+        </w:rPr>
+        <w:t>paid_milestone_id UQ [generated])</w:t>
       </w:r>
     </w:p>
     <w:p>
@@ -3980,7 +4024,7 @@
               <w:rPr>
                 <w:sz w:val="18"/>
               </w:rPr>
-              <w:t>2NF only</w:t>
+              <w:t>BCNF</w:t>
             </w:r>
           </w:p>
         </w:tc>
@@ -17202,543 +17246,6 @@
                 <w:sz w:val="18"/>
               </w:rPr>
               <w:t>References milestones; many attempts, at most one PAID.</w:t>
-            </w:r>
-          </w:p>
-        </w:tc>
-      </w:tr>
-      <w:tr>
-        <w:trPr>
-          <w:cantSplit/>
-        </w:trPr>
-        <w:tc>
-          <w:tcPr>
-            <w:tcW w:w="1800" w:type="dxa"/>
-            <w:tcBorders>
-              <w:top w:val="single" w:sz="4" w:space="0" w:color="D9D9D9"/>
-              <w:left w:val="single" w:sz="4" w:space="0" w:color="D9D9D9"/>
-              <w:bottom w:val="single" w:sz="4" w:space="0" w:color="D9D9D9"/>
-              <w:right w:val="single" w:sz="4" w:space="0" w:color="D9D9D9"/>
-            </w:tcBorders>
-            <w:shd w:val="clear" w:color="auto" w:fill="FFFFFF"/>
-            <w:tcMar>
-              <w:top w:w="80" w:type="dxa"/>
-              <w:left w:w="80" w:type="dxa"/>
-              <w:bottom w:w="80" w:type="dxa"/>
-              <w:right w:w="80" w:type="dxa"/>
-            </w:tcMar>
-          </w:tcPr>
-          <w:p>
-            <w:pPr>
-              <w:spacing w:before="40" w:after="40" w:line="252" w:lineRule="auto"/>
-            </w:pPr>
-            <w:r>
-              <w:rPr>
-                <w:sz w:val="18"/>
-              </w:rPr>
-              <w:t>payer_id</w:t>
-            </w:r>
-          </w:p>
-        </w:tc>
-        <w:tc>
-          <w:tcPr>
-            <w:tcW w:w="1440" w:type="dxa"/>
-            <w:tcBorders>
-              <w:top w:val="single" w:sz="4" w:space="0" w:color="D9D9D9"/>
-              <w:left w:val="single" w:sz="4" w:space="0" w:color="D9D9D9"/>
-              <w:bottom w:val="single" w:sz="4" w:space="0" w:color="D9D9D9"/>
-              <w:right w:val="single" w:sz="4" w:space="0" w:color="D9D9D9"/>
-            </w:tcBorders>
-            <w:shd w:val="clear" w:color="auto" w:fill="FFFFFF"/>
-            <w:tcMar>
-              <w:top w:w="80" w:type="dxa"/>
-              <w:left w:w="80" w:type="dxa"/>
-              <w:bottom w:w="80" w:type="dxa"/>
-              <w:right w:w="80" w:type="dxa"/>
-            </w:tcMar>
-          </w:tcPr>
-          <w:p>
-            <w:pPr>
-              <w:spacing w:before="40" w:after="40" w:line="252" w:lineRule="auto"/>
-            </w:pPr>
-            <w:r>
-              <w:rPr>
-                <w:sz w:val="18"/>
-              </w:rPr>
-              <w:t>INT</w:t>
-            </w:r>
-          </w:p>
-        </w:tc>
-        <w:tc>
-          <w:tcPr>
-            <w:tcW w:w="720" w:type="dxa"/>
-            <w:tcBorders>
-              <w:top w:val="single" w:sz="4" w:space="0" w:color="D9D9D9"/>
-              <w:left w:val="single" w:sz="4" w:space="0" w:color="D9D9D9"/>
-              <w:bottom w:val="single" w:sz="4" w:space="0" w:color="D9D9D9"/>
-              <w:right w:val="single" w:sz="4" w:space="0" w:color="D9D9D9"/>
-            </w:tcBorders>
-            <w:shd w:val="clear" w:color="auto" w:fill="FFFFFF"/>
-            <w:tcMar>
-              <w:top w:w="80" w:type="dxa"/>
-              <w:left w:w="80" w:type="dxa"/>
-              <w:bottom w:w="80" w:type="dxa"/>
-              <w:right w:w="80" w:type="dxa"/>
-            </w:tcMar>
-          </w:tcPr>
-          <w:p>
-            <w:pPr>
-              <w:spacing w:before="40" w:after="40" w:line="252" w:lineRule="auto"/>
-            </w:pPr>
-            <w:r>
-              <w:rPr>
-                <w:sz w:val="18"/>
-              </w:rPr>
-              <w:t>FK</w:t>
-            </w:r>
-          </w:p>
-        </w:tc>
-        <w:tc>
-          <w:tcPr>
-            <w:tcW w:w="576" w:type="dxa"/>
-            <w:tcBorders>
-              <w:top w:val="single" w:sz="4" w:space="0" w:color="D9D9D9"/>
-              <w:left w:val="single" w:sz="4" w:space="0" w:color="D9D9D9"/>
-              <w:bottom w:val="single" w:sz="4" w:space="0" w:color="D9D9D9"/>
-              <w:right w:val="single" w:sz="4" w:space="0" w:color="D9D9D9"/>
-            </w:tcBorders>
-            <w:shd w:val="clear" w:color="auto" w:fill="FFFFFF"/>
-            <w:tcMar>
-              <w:top w:w="80" w:type="dxa"/>
-              <w:left w:w="80" w:type="dxa"/>
-              <w:bottom w:w="80" w:type="dxa"/>
-              <w:right w:w="80" w:type="dxa"/>
-            </w:tcMar>
-          </w:tcPr>
-          <w:p>
-            <w:pPr>
-              <w:spacing w:before="40" w:after="40" w:line="252" w:lineRule="auto"/>
-            </w:pPr>
-            <w:r>
-              <w:rPr>
-                <w:sz w:val="18"/>
-              </w:rPr>
-              <w:t>No</w:t>
-            </w:r>
-          </w:p>
-        </w:tc>
-        <w:tc>
-          <w:tcPr>
-            <w:tcW w:w="1584" w:type="dxa"/>
-            <w:tcBorders>
-              <w:top w:val="single" w:sz="4" w:space="0" w:color="D9D9D9"/>
-              <w:left w:val="single" w:sz="4" w:space="0" w:color="D9D9D9"/>
-              <w:bottom w:val="single" w:sz="4" w:space="0" w:color="D9D9D9"/>
-              <w:right w:val="single" w:sz="4" w:space="0" w:color="D9D9D9"/>
-            </w:tcBorders>
-            <w:shd w:val="clear" w:color="auto" w:fill="FFFFFF"/>
-            <w:tcMar>
-              <w:top w:w="80" w:type="dxa"/>
-              <w:left w:w="80" w:type="dxa"/>
-              <w:bottom w:w="80" w:type="dxa"/>
-              <w:right w:w="80" w:type="dxa"/>
-            </w:tcMar>
-          </w:tcPr>
-          <w:p>
-            <w:pPr>
-              <w:spacing w:before="40" w:after="40" w:line="252" w:lineRule="auto"/>
-            </w:pPr>
-            <w:r>
-              <w:rPr>
-                <w:sz w:val="18"/>
-              </w:rPr>
-              <w:t>None</w:t>
-            </w:r>
-          </w:p>
-        </w:tc>
-        <w:tc>
-          <w:tcPr>
-            <w:tcW w:w="3672" w:type="dxa"/>
-            <w:tcBorders>
-              <w:top w:val="single" w:sz="4" w:space="0" w:color="D9D9D9"/>
-              <w:left w:val="single" w:sz="4" w:space="0" w:color="D9D9D9"/>
-              <w:bottom w:val="single" w:sz="4" w:space="0" w:color="D9D9D9"/>
-              <w:right w:val="single" w:sz="4" w:space="0" w:color="D9D9D9"/>
-            </w:tcBorders>
-            <w:shd w:val="clear" w:color="auto" w:fill="FFFFFF"/>
-            <w:tcMar>
-              <w:top w:w="80" w:type="dxa"/>
-              <w:left w:w="80" w:type="dxa"/>
-              <w:bottom w:w="80" w:type="dxa"/>
-              <w:right w:w="80" w:type="dxa"/>
-            </w:tcMar>
-          </w:tcPr>
-          <w:p>
-            <w:pPr>
-              <w:spacing w:before="40" w:after="40" w:line="252" w:lineRule="auto"/>
-            </w:pPr>
-            <w:r>
-              <w:rPr>
-                <w:sz w:val="18"/>
-              </w:rPr>
-              <w:t>FK users; must equal contract.client_id (BR-16).</w:t>
-            </w:r>
-          </w:p>
-        </w:tc>
-      </w:tr>
-      <w:tr>
-        <w:trPr>
-          <w:cantSplit/>
-        </w:trPr>
-        <w:tc>
-          <w:tcPr>
-            <w:tcW w:w="1800" w:type="dxa"/>
-            <w:tcBorders>
-              <w:top w:val="single" w:sz="4" w:space="0" w:color="D9D9D9"/>
-              <w:left w:val="single" w:sz="4" w:space="0" w:color="D9D9D9"/>
-              <w:bottom w:val="single" w:sz="4" w:space="0" w:color="D9D9D9"/>
-              <w:right w:val="single" w:sz="4" w:space="0" w:color="D9D9D9"/>
-            </w:tcBorders>
-            <w:shd w:val="clear" w:color="auto" w:fill="F7F9FB"/>
-            <w:tcMar>
-              <w:top w:w="80" w:type="dxa"/>
-              <w:left w:w="80" w:type="dxa"/>
-              <w:bottom w:w="80" w:type="dxa"/>
-              <w:right w:w="80" w:type="dxa"/>
-            </w:tcMar>
-          </w:tcPr>
-          <w:p>
-            <w:pPr>
-              <w:spacing w:before="40" w:after="40" w:line="252" w:lineRule="auto"/>
-            </w:pPr>
-            <w:r>
-              <w:rPr>
-                <w:sz w:val="18"/>
-              </w:rPr>
-              <w:t>payee_id</w:t>
-            </w:r>
-          </w:p>
-        </w:tc>
-        <w:tc>
-          <w:tcPr>
-            <w:tcW w:w="1440" w:type="dxa"/>
-            <w:tcBorders>
-              <w:top w:val="single" w:sz="4" w:space="0" w:color="D9D9D9"/>
-              <w:left w:val="single" w:sz="4" w:space="0" w:color="D9D9D9"/>
-              <w:bottom w:val="single" w:sz="4" w:space="0" w:color="D9D9D9"/>
-              <w:right w:val="single" w:sz="4" w:space="0" w:color="D9D9D9"/>
-            </w:tcBorders>
-            <w:shd w:val="clear" w:color="auto" w:fill="F7F9FB"/>
-            <w:tcMar>
-              <w:top w:w="80" w:type="dxa"/>
-              <w:left w:w="80" w:type="dxa"/>
-              <w:bottom w:w="80" w:type="dxa"/>
-              <w:right w:w="80" w:type="dxa"/>
-            </w:tcMar>
-          </w:tcPr>
-          <w:p>
-            <w:pPr>
-              <w:spacing w:before="40" w:after="40" w:line="252" w:lineRule="auto"/>
-            </w:pPr>
-            <w:r>
-              <w:rPr>
-                <w:sz w:val="18"/>
-              </w:rPr>
-              <w:t>INT</w:t>
-            </w:r>
-          </w:p>
-        </w:tc>
-        <w:tc>
-          <w:tcPr>
-            <w:tcW w:w="720" w:type="dxa"/>
-            <w:tcBorders>
-              <w:top w:val="single" w:sz="4" w:space="0" w:color="D9D9D9"/>
-              <w:left w:val="single" w:sz="4" w:space="0" w:color="D9D9D9"/>
-              <w:bottom w:val="single" w:sz="4" w:space="0" w:color="D9D9D9"/>
-              <w:right w:val="single" w:sz="4" w:space="0" w:color="D9D9D9"/>
-            </w:tcBorders>
-            <w:shd w:val="clear" w:color="auto" w:fill="F7F9FB"/>
-            <w:tcMar>
-              <w:top w:w="80" w:type="dxa"/>
-              <w:left w:w="80" w:type="dxa"/>
-              <w:bottom w:w="80" w:type="dxa"/>
-              <w:right w:w="80" w:type="dxa"/>
-            </w:tcMar>
-          </w:tcPr>
-          <w:p>
-            <w:pPr>
-              <w:spacing w:before="40" w:after="40" w:line="252" w:lineRule="auto"/>
-            </w:pPr>
-            <w:r>
-              <w:rPr>
-                <w:sz w:val="18"/>
-              </w:rPr>
-              <w:t>FK</w:t>
-            </w:r>
-          </w:p>
-        </w:tc>
-        <w:tc>
-          <w:tcPr>
-            <w:tcW w:w="576" w:type="dxa"/>
-            <w:tcBorders>
-              <w:top w:val="single" w:sz="4" w:space="0" w:color="D9D9D9"/>
-              <w:left w:val="single" w:sz="4" w:space="0" w:color="D9D9D9"/>
-              <w:bottom w:val="single" w:sz="4" w:space="0" w:color="D9D9D9"/>
-              <w:right w:val="single" w:sz="4" w:space="0" w:color="D9D9D9"/>
-            </w:tcBorders>
-            <w:shd w:val="clear" w:color="auto" w:fill="F7F9FB"/>
-            <w:tcMar>
-              <w:top w:w="80" w:type="dxa"/>
-              <w:left w:w="80" w:type="dxa"/>
-              <w:bottom w:w="80" w:type="dxa"/>
-              <w:right w:w="80" w:type="dxa"/>
-            </w:tcMar>
-          </w:tcPr>
-          <w:p>
-            <w:pPr>
-              <w:spacing w:before="40" w:after="40" w:line="252" w:lineRule="auto"/>
-            </w:pPr>
-            <w:r>
-              <w:rPr>
-                <w:sz w:val="18"/>
-              </w:rPr>
-              <w:t>No</w:t>
-            </w:r>
-          </w:p>
-        </w:tc>
-        <w:tc>
-          <w:tcPr>
-            <w:tcW w:w="1584" w:type="dxa"/>
-            <w:tcBorders>
-              <w:top w:val="single" w:sz="4" w:space="0" w:color="D9D9D9"/>
-              <w:left w:val="single" w:sz="4" w:space="0" w:color="D9D9D9"/>
-              <w:bottom w:val="single" w:sz="4" w:space="0" w:color="D9D9D9"/>
-              <w:right w:val="single" w:sz="4" w:space="0" w:color="D9D9D9"/>
-            </w:tcBorders>
-            <w:shd w:val="clear" w:color="auto" w:fill="F7F9FB"/>
-            <w:tcMar>
-              <w:top w:w="80" w:type="dxa"/>
-              <w:left w:w="80" w:type="dxa"/>
-              <w:bottom w:w="80" w:type="dxa"/>
-              <w:right w:w="80" w:type="dxa"/>
-            </w:tcMar>
-          </w:tcPr>
-          <w:p>
-            <w:pPr>
-              <w:spacing w:before="40" w:after="40" w:line="252" w:lineRule="auto"/>
-            </w:pPr>
-            <w:r>
-              <w:rPr>
-                <w:sz w:val="18"/>
-              </w:rPr>
-              <w:t>None</w:t>
-            </w:r>
-          </w:p>
-        </w:tc>
-        <w:tc>
-          <w:tcPr>
-            <w:tcW w:w="3672" w:type="dxa"/>
-            <w:tcBorders>
-              <w:top w:val="single" w:sz="4" w:space="0" w:color="D9D9D9"/>
-              <w:left w:val="single" w:sz="4" w:space="0" w:color="D9D9D9"/>
-              <w:bottom w:val="single" w:sz="4" w:space="0" w:color="D9D9D9"/>
-              <w:right w:val="single" w:sz="4" w:space="0" w:color="D9D9D9"/>
-            </w:tcBorders>
-            <w:shd w:val="clear" w:color="auto" w:fill="F7F9FB"/>
-            <w:tcMar>
-              <w:top w:w="80" w:type="dxa"/>
-              <w:left w:w="80" w:type="dxa"/>
-              <w:bottom w:w="80" w:type="dxa"/>
-              <w:right w:w="80" w:type="dxa"/>
-            </w:tcMar>
-          </w:tcPr>
-          <w:p>
-            <w:pPr>
-              <w:spacing w:before="40" w:after="40" w:line="252" w:lineRule="auto"/>
-            </w:pPr>
-            <w:r>
-              <w:rPr>
-                <w:sz w:val="18"/>
-              </w:rPr>
-              <w:t>FK users; must equal contract.freelancer_id (BR-16).</w:t>
-            </w:r>
-          </w:p>
-        </w:tc>
-      </w:tr>
-      <w:tr>
-        <w:trPr>
-          <w:cantSplit/>
-        </w:trPr>
-        <w:tc>
-          <w:tcPr>
-            <w:tcW w:w="1800" w:type="dxa"/>
-            <w:tcBorders>
-              <w:top w:val="single" w:sz="4" w:space="0" w:color="D9D9D9"/>
-              <w:left w:val="single" w:sz="4" w:space="0" w:color="D9D9D9"/>
-              <w:bottom w:val="single" w:sz="4" w:space="0" w:color="D9D9D9"/>
-              <w:right w:val="single" w:sz="4" w:space="0" w:color="D9D9D9"/>
-            </w:tcBorders>
-            <w:shd w:val="clear" w:color="auto" w:fill="FFFFFF"/>
-            <w:tcMar>
-              <w:top w:w="80" w:type="dxa"/>
-              <w:left w:w="80" w:type="dxa"/>
-              <w:bottom w:w="80" w:type="dxa"/>
-              <w:right w:w="80" w:type="dxa"/>
-            </w:tcMar>
-          </w:tcPr>
-          <w:p>
-            <w:pPr>
-              <w:spacing w:before="40" w:after="40" w:line="252" w:lineRule="auto"/>
-            </w:pPr>
-            <w:r>
-              <w:rPr>
-                <w:sz w:val="18"/>
-              </w:rPr>
-              <w:t>amount</w:t>
-            </w:r>
-          </w:p>
-        </w:tc>
-        <w:tc>
-          <w:tcPr>
-            <w:tcW w:w="1440" w:type="dxa"/>
-            <w:tcBorders>
-              <w:top w:val="single" w:sz="4" w:space="0" w:color="D9D9D9"/>
-              <w:left w:val="single" w:sz="4" w:space="0" w:color="D9D9D9"/>
-              <w:bottom w:val="single" w:sz="4" w:space="0" w:color="D9D9D9"/>
-              <w:right w:val="single" w:sz="4" w:space="0" w:color="D9D9D9"/>
-            </w:tcBorders>
-            <w:shd w:val="clear" w:color="auto" w:fill="FFFFFF"/>
-            <w:tcMar>
-              <w:top w:w="80" w:type="dxa"/>
-              <w:left w:w="80" w:type="dxa"/>
-              <w:bottom w:w="80" w:type="dxa"/>
-              <w:right w:w="80" w:type="dxa"/>
-            </w:tcMar>
-          </w:tcPr>
-          <w:p>
-            <w:pPr>
-              <w:spacing w:before="40" w:after="40" w:line="252" w:lineRule="auto"/>
-            </w:pPr>
-            <w:r>
-              <w:rPr>
-                <w:sz w:val="18"/>
-              </w:rPr>
-              <w:t>DECIMAL(15,2)</w:t>
-            </w:r>
-          </w:p>
-        </w:tc>
-        <w:tc>
-          <w:tcPr>
-            <w:tcW w:w="720" w:type="dxa"/>
-            <w:tcBorders>
-              <w:top w:val="single" w:sz="4" w:space="0" w:color="D9D9D9"/>
-              <w:left w:val="single" w:sz="4" w:space="0" w:color="D9D9D9"/>
-              <w:bottom w:val="single" w:sz="4" w:space="0" w:color="D9D9D9"/>
-              <w:right w:val="single" w:sz="4" w:space="0" w:color="D9D9D9"/>
-            </w:tcBorders>
-            <w:shd w:val="clear" w:color="auto" w:fill="FFFFFF"/>
-            <w:tcMar>
-              <w:top w:w="80" w:type="dxa"/>
-              <w:left w:w="80" w:type="dxa"/>
-              <w:bottom w:w="80" w:type="dxa"/>
-              <w:right w:w="80" w:type="dxa"/>
-            </w:tcMar>
-          </w:tcPr>
-          <w:p>
-            <w:pPr>
-              <w:spacing w:before="40" w:after="40" w:line="252" w:lineRule="auto"/>
-            </w:pPr>
-            <w:r>
-              <w:rPr>
-                <w:sz w:val="18"/>
-              </w:rPr>
-              <w:t>None</w:t>
-            </w:r>
-          </w:p>
-        </w:tc>
-        <w:tc>
-          <w:tcPr>
-            <w:tcW w:w="576" w:type="dxa"/>
-            <w:tcBorders>
-              <w:top w:val="single" w:sz="4" w:space="0" w:color="D9D9D9"/>
-              <w:left w:val="single" w:sz="4" w:space="0" w:color="D9D9D9"/>
-              <w:bottom w:val="single" w:sz="4" w:space="0" w:color="D9D9D9"/>
-              <w:right w:val="single" w:sz="4" w:space="0" w:color="D9D9D9"/>
-            </w:tcBorders>
-            <w:shd w:val="clear" w:color="auto" w:fill="FFFFFF"/>
-            <w:tcMar>
-              <w:top w:w="80" w:type="dxa"/>
-              <w:left w:w="80" w:type="dxa"/>
-              <w:bottom w:w="80" w:type="dxa"/>
-              <w:right w:w="80" w:type="dxa"/>
-            </w:tcMar>
-          </w:tcPr>
-          <w:p>
-            <w:pPr>
-              <w:spacing w:before="40" w:after="40" w:line="252" w:lineRule="auto"/>
-            </w:pPr>
-            <w:r>
-              <w:rPr>
-                <w:sz w:val="18"/>
-              </w:rPr>
-              <w:t>No</w:t>
-            </w:r>
-          </w:p>
-        </w:tc>
-        <w:tc>
-          <w:tcPr>
-            <w:tcW w:w="1584" w:type="dxa"/>
-            <w:tcBorders>
-              <w:top w:val="single" w:sz="4" w:space="0" w:color="D9D9D9"/>
-              <w:left w:val="single" w:sz="4" w:space="0" w:color="D9D9D9"/>
-              <w:bottom w:val="single" w:sz="4" w:space="0" w:color="D9D9D9"/>
-              <w:right w:val="single" w:sz="4" w:space="0" w:color="D9D9D9"/>
-            </w:tcBorders>
-            <w:shd w:val="clear" w:color="auto" w:fill="FFFFFF"/>
-            <w:tcMar>
-              <w:top w:w="80" w:type="dxa"/>
-              <w:left w:w="80" w:type="dxa"/>
-              <w:bottom w:w="80" w:type="dxa"/>
-              <w:right w:w="80" w:type="dxa"/>
-            </w:tcMar>
-          </w:tcPr>
-          <w:p>
-            <w:pPr>
-              <w:spacing w:before="40" w:after="40" w:line="252" w:lineRule="auto"/>
-            </w:pPr>
-            <w:r>
-              <w:rPr>
-                <w:sz w:val="18"/>
-              </w:rPr>
-              <w:t>None</w:t>
-            </w:r>
-          </w:p>
-        </w:tc>
-        <w:tc>
-          <w:tcPr>
-            <w:tcW w:w="3672" w:type="dxa"/>
-            <w:tcBorders>
-              <w:top w:val="single" w:sz="4" w:space="0" w:color="D9D9D9"/>
-              <w:left w:val="single" w:sz="4" w:space="0" w:color="D9D9D9"/>
-              <w:bottom w:val="single" w:sz="4" w:space="0" w:color="D9D9D9"/>
-              <w:right w:val="single" w:sz="4" w:space="0" w:color="D9D9D9"/>
-            </w:tcBorders>
-            <w:shd w:val="clear" w:color="auto" w:fill="FFFFFF"/>
-            <w:tcMar>
-              <w:top w:w="80" w:type="dxa"/>
-              <w:left w:w="80" w:type="dxa"/>
-              <w:bottom w:w="80" w:type="dxa"/>
-              <w:right w:w="80" w:type="dxa"/>
-            </w:tcMar>
-          </w:tcPr>
-          <w:p>
-            <w:pPr>
-              <w:spacing w:before="40" w:after="40" w:line="252" w:lineRule="auto"/>
-            </w:pPr>
-            <w:r>
-              <w:rPr>
-                <w:sz w:val="18"/>
-              </w:rPr>
-              <w:t>DECIMAL positive; exactly milestone.amount; immutable.</w:t>
             </w:r>
           </w:p>
         </w:tc>
@@ -36868,7 +36375,6 @@
   <w:style w:type="character" w:default="1" w:styleId="DefaultParagraphFont">
     <w:name w:val="Default Paragraph Font"/>
     <w:uiPriority w:val="1"/>
-    <w:semiHidden/>
     <w:unhideWhenUsed/>
   </w:style>
   <w:style w:type="table" w:default="1" w:styleId="TableNormal">
